--- a/poa_template_2ip_3agent.docx
+++ b/poa_template_2ip_3agent.docx
@@ -1536,138 +1536,67 @@
       <w:pPr>
         <w:pStyle w:val="BodyText"/>
       </w:pPr>
-      <w:ins w:id="138" w:author="Jessie Li" w:date="2026-03-19T12:51:00Z" w16du:dateUtc="2026-03-19T19:51:00Z">
-        <w:r>
-          <w:rPr>
-            <w:noProof/>
-          </w:rPr>
-          <w:lastRenderedPageBreak/>
-          <w:drawing>
-            <wp:anchor distT="0" distB="0" distL="114300" distR="114300" simplePos="0" relativeHeight="251664387" behindDoc="0" locked="0" layoutInCell="1" allowOverlap="1" wp14:anchorId="59F5045A" wp14:editId="71FFC1FC">
-              <wp:simplePos x="0" y="0"/>
-              <wp:positionH relativeFrom="column">
-                <wp:posOffset>457200</wp:posOffset>
-              </wp:positionH>
-              <wp:positionV relativeFrom="paragraph">
-                <wp:posOffset>0</wp:posOffset>
-              </wp:positionV>
-              <wp:extent cx="3181350" cy="1967230"/>
-              <wp:effectExtent l="0" t="0" r="0" b="0"/>
-              <wp:wrapSquare wrapText="bothSides"/>
-              <wp:docPr id="1747968723" name="Picture 1"/>
-              <wp:cNvGraphicFramePr>
-                <a:graphicFrameLocks xmlns:a="http://schemas.openxmlformats.org/drawingml/2006/main" noChangeAspect="1"/>
-              </wp:cNvGraphicFramePr>
-              <a:graphic xmlns:a="http://schemas.openxmlformats.org/drawingml/2006/main">
-                <a:graphicData uri="http://schemas.openxmlformats.org/drawingml/2006/picture">
-                  <pic:pic xmlns:pic="http://schemas.openxmlformats.org/drawingml/2006/picture">
-                    <pic:nvPicPr>
-                      <pic:cNvPr id="1747968723" name=""/>
-                      <pic:cNvPicPr/>
-                    </pic:nvPicPr>
-                    <pic:blipFill>
-                      <a:blip r:embed="rId8" cstate="print">
-                        <a:extLst>
-                          <a:ext uri="{28A0092B-C50C-407E-A947-70E740481C1C}">
-                            <a14:useLocalDpi xmlns:a14="http://schemas.microsoft.com/office/drawing/2010/main" val="0"/>
-                          </a:ext>
-                        </a:extLst>
-                      </a:blip>
-                      <a:stretch>
-                        <a:fillRect/>
-                      </a:stretch>
-                    </pic:blipFill>
-                    <pic:spPr>
-                      <a:xfrm>
-                        <a:off x="0" y="0"/>
-                        <a:ext cx="3181350" cy="1967230"/>
-                      </a:xfrm>
-                      <a:prstGeom prst="rect">
-                        <a:avLst/>
-                      </a:prstGeom>
-                    </pic:spPr>
-                  </pic:pic>
-                </a:graphicData>
-              </a:graphic>
-              <wp14:sizeRelH relativeFrom="margin">
-                <wp14:pctWidth>0</wp14:pctWidth>
-              </wp14:sizeRelH>
-              <wp14:sizeRelV relativeFrom="margin">
-                <wp14:pctHeight>0</wp14:pctHeight>
-              </wp14:sizeRelV>
-            </wp:anchor>
-          </w:drawing>
-        </w:r>
-      </w:ins>
-      <w:del w:id="139" w:author="Jessie Li" w:date="2026-03-19T12:51:00Z" w16du:dateUtc="2026-03-19T19:51:00Z">
-        <w:r>
-          <w:rPr>
-            <w:noProof/>
-          </w:rPr>
-          <w:drawing>
-            <wp:anchor distT="0" distB="0" distL="114300" distR="114300" simplePos="0" relativeHeight="251659267" behindDoc="0" locked="0" layoutInCell="1" allowOverlap="1" wp14:anchorId="105E7C82" wp14:editId="071344D3">
-              <wp:simplePos x="0" y="0"/>
-              <wp:positionH relativeFrom="column">
-                <wp:posOffset>385445</wp:posOffset>
-              </wp:positionH>
-              <wp:positionV relativeFrom="paragraph">
-                <wp:posOffset>0</wp:posOffset>
-              </wp:positionV>
-              <wp:extent cx="4022090" cy="2542540"/>
-              <wp:effectExtent l="0" t="0" r="0" b="0"/>
-              <wp:wrapSquare wrapText="bothSides"/>
-              <wp:docPr id="1607335562" name="Picture 7"/>
-              <wp:cNvGraphicFramePr>
-                <a:graphicFrameLocks xmlns:a="http://schemas.openxmlformats.org/drawingml/2006/main" noChangeAspect="1"/>
-              </wp:cNvGraphicFramePr>
-              <a:graphic xmlns:a="http://schemas.openxmlformats.org/drawingml/2006/main">
-                <a:graphicData uri="http://schemas.openxmlformats.org/drawingml/2006/picture">
-                  <pic:pic xmlns:pic="http://schemas.openxmlformats.org/drawingml/2006/picture">
-                    <pic:nvPicPr>
-                      <pic:cNvPr id="0" name="Picture 6"/>
-                      <pic:cNvPicPr>
-                        <a:picLocks noChangeAspect="1" noChangeArrowheads="1"/>
-                      </pic:cNvPicPr>
-                    </pic:nvPicPr>
-                    <pic:blipFill>
-                      <a:blip r:embed="rId9">
-                        <a:extLst>
-                          <a:ext uri="{28A0092B-C50C-407E-A947-70E740481C1C}">
-                            <a14:useLocalDpi xmlns:a14="http://schemas.microsoft.com/office/drawing/2010/main" val="0"/>
-                          </a:ext>
-                        </a:extLst>
-                      </a:blip>
-                      <a:srcRect/>
-                      <a:stretch>
-                        <a:fillRect/>
-                      </a:stretch>
-                    </pic:blipFill>
-                    <pic:spPr bwMode="auto">
-                      <a:xfrm>
-                        <a:off x="0" y="0"/>
-                        <a:ext cx="4022090" cy="2542540"/>
-                      </a:xfrm>
-                      <a:prstGeom prst="rect">
-                        <a:avLst/>
-                      </a:prstGeom>
-                      <a:noFill/>
-                      <a:ln>
-                        <a:noFill/>
-                      </a:ln>
-                    </pic:spPr>
-                  </pic:pic>
-                </a:graphicData>
-              </a:graphic>
-              <wp14:sizeRelH relativeFrom="page">
-                <wp14:pctWidth>0</wp14:pctWidth>
-              </wp14:sizeRelH>
-              <wp14:sizeRelV relativeFrom="page">
-                <wp14:pctHeight>0</wp14:pctHeight>
-              </wp14:sizeRelV>
-            </wp:anchor>
-          </w:drawing>
-        </w:r>
-      </w:del>
+      <w:r>
+        <w:rPr>
+          <w:noProof/>
+        </w:rPr>
+        <w:lastRenderedPageBreak/>
+        <w:drawing>
+          <wp:anchor distT="0" distB="0" distL="114300" distR="114300" simplePos="0" relativeHeight="251664387" behindDoc="0" locked="0" layoutInCell="1" allowOverlap="1" wp14:anchorId="59F5045A" wp14:editId="71FFC1FC">
+            <wp:simplePos x="0" y="0"/>
+            <wp:positionH relativeFrom="column">
+              <wp:posOffset>457200</wp:posOffset>
+            </wp:positionH>
+            <wp:positionV relativeFrom="paragraph">
+              <wp:posOffset>0</wp:posOffset>
+            </wp:positionV>
+            <wp:extent cx="3181350" cy="1967230"/>
+            <wp:effectExtent l="0" t="0" r="0" b="0"/>
+            <wp:wrapSquare wrapText="bothSides"/>
+            <wp:docPr id="1747968723" name="Picture 1"/>
+            <wp:cNvGraphicFramePr>
+              <a:graphicFrameLocks xmlns:a="http://schemas.openxmlformats.org/drawingml/2006/main" noChangeAspect="1"/>
+            </wp:cNvGraphicFramePr>
+            <a:graphic xmlns:a="http://schemas.openxmlformats.org/drawingml/2006/main">
+              <a:graphicData uri="http://schemas.openxmlformats.org/drawingml/2006/picture">
+                <pic:pic xmlns:pic="http://schemas.openxmlformats.org/drawingml/2006/picture">
+                  <pic:nvPicPr>
+                    <pic:cNvPr id="1747968723" name=""/>
+                    <pic:cNvPicPr/>
+                  </pic:nvPicPr>
+                  <pic:blipFill>
+                    <a:blip r:embed="rId8" cstate="print">
+                      <a:extLst>
+                        <a:ext uri="{28A0092B-C50C-407E-A947-70E740481C1C}">
+                          <a14:useLocalDpi xmlns:a14="http://schemas.microsoft.com/office/drawing/2010/main" val="0"/>
+                        </a:ext>
+                      </a:extLst>
+                    </a:blip>
+                    <a:stretch>
+                      <a:fillRect/>
+                    </a:stretch>
+                  </pic:blipFill>
+                  <pic:spPr>
+                    <a:xfrm>
+                      <a:off x="0" y="0"/>
+                      <a:ext cx="3181350" cy="1967230"/>
+                    </a:xfrm>
+                    <a:prstGeom prst="rect">
+                      <a:avLst/>
+                    </a:prstGeom>
+                  </pic:spPr>
+                </pic:pic>
+              </a:graphicData>
+            </a:graphic>
+            <wp14:sizeRelH relativeFrom="margin">
+              <wp14:pctWidth>0</wp14:pctWidth>
+            </wp14:sizeRelH>
+            <wp14:sizeRelV relativeFrom="margin">
+              <wp14:pctHeight>0</wp14:pctHeight>
+            </wp14:sizeRelV>
+          </wp:anchor>
+        </w:drawing>
+      </w:r>
     </w:p>
     <w:p>
       <w:pPr>
@@ -1698,415 +1627,237 @@
     <w:p>
       <w:pPr>
         <w:pStyle w:val="BodyText"/>
-        <w:rPr>
-          <w:del w:id="140" w:author="Jessie Li" w:date="2026-03-19T12:51:00Z" w16du:dateUtc="2026-03-19T19:51:00Z"/>
-        </w:rPr>
+        <w:rPr/>
       </w:pPr>
     </w:p>
     <w:p>
       <w:pPr>
         <w:pStyle w:val="BodyText"/>
         <w:ind w:firstLine="0"/>
-        <w:rPr>
-          <w:ins w:id="141" w:author="Jessie Li" w:date="2026-03-19T12:51:00Z" w16du:dateUtc="2026-03-19T19:51:00Z"/>
-        </w:rPr>
-        <w:pPrChange w:id="142" w:author="Jessie Li" w:date="2026-03-19T12:51:00Z" w16du:dateUtc="2026-03-19T19:51:00Z">
-          <w:pPr>
-            <w:pStyle w:val="BodyText"/>
-          </w:pPr>
-        </w:pPrChange>
-      </w:pPr>
-    </w:p>
-    <w:p>
-      <w:pPr>
-        <w:pStyle w:val="BodyText"/>
-      </w:pPr>
-      <w:ins w:id="143" w:author="Jessie Li" w:date="2026-03-19T12:51:00Z" w16du:dateUtc="2026-03-19T19:51:00Z">
-        <w:r>
-          <w:t>Power of Attorney 1</w:t>
-        </w:r>
-      </w:ins>
-    </w:p>
-    <w:p>
-      <w:pPr>
-        <w:pStyle w:val="BodyText"/>
-      </w:pPr>
-      <w:ins w:id="144" w:author="Jessie Li" w:date="2026-03-19T12:52:00Z" w16du:dateUtc="2026-03-19T19:52:00Z">
-        <w:r>
-          <w:rPr>
-            <w:noProof/>
-          </w:rPr>
-          <w:drawing>
-            <wp:anchor distT="0" distB="0" distL="114300" distR="114300" simplePos="0" relativeHeight="251665411" behindDoc="0" locked="0" layoutInCell="1" allowOverlap="1" wp14:anchorId="464A0ADB" wp14:editId="1883B431">
-              <wp:simplePos x="0" y="0"/>
-              <wp:positionH relativeFrom="column">
-                <wp:posOffset>457200</wp:posOffset>
-              </wp:positionH>
-              <wp:positionV relativeFrom="paragraph">
-                <wp:posOffset>9525</wp:posOffset>
-              </wp:positionV>
-              <wp:extent cx="3440430" cy="2143125"/>
-              <wp:effectExtent l="0" t="0" r="7620" b="9525"/>
-              <wp:wrapSquare wrapText="bothSides"/>
-              <wp:docPr id="2019200646" name="Picture 1"/>
-              <wp:cNvGraphicFramePr>
-                <a:graphicFrameLocks xmlns:a="http://schemas.openxmlformats.org/drawingml/2006/main" noChangeAspect="1"/>
-              </wp:cNvGraphicFramePr>
-              <a:graphic xmlns:a="http://schemas.openxmlformats.org/drawingml/2006/main">
-                <a:graphicData uri="http://schemas.openxmlformats.org/drawingml/2006/picture">
-                  <pic:pic xmlns:pic="http://schemas.openxmlformats.org/drawingml/2006/picture">
-                    <pic:nvPicPr>
-                      <pic:cNvPr id="2019200646" name=""/>
-                      <pic:cNvPicPr/>
-                    </pic:nvPicPr>
-                    <pic:blipFill>
-                      <a:blip r:embed="rId10">
-                        <a:extLst>
-                          <a:ext uri="{28A0092B-C50C-407E-A947-70E740481C1C}">
-                            <a14:useLocalDpi xmlns:a14="http://schemas.microsoft.com/office/drawing/2010/main" val="0"/>
-                          </a:ext>
-                        </a:extLst>
-                      </a:blip>
-                      <a:stretch>
-                        <a:fillRect/>
-                      </a:stretch>
-                    </pic:blipFill>
-                    <pic:spPr>
-                      <a:xfrm>
-                        <a:off x="0" y="0"/>
-                        <a:ext cx="3440430" cy="2143125"/>
-                      </a:xfrm>
-                      <a:prstGeom prst="rect">
-                        <a:avLst/>
-                      </a:prstGeom>
-                    </pic:spPr>
-                  </pic:pic>
-                </a:graphicData>
-              </a:graphic>
-              <wp14:sizeRelH relativeFrom="margin">
-                <wp14:pctWidth>0</wp14:pctWidth>
-              </wp14:sizeRelH>
-              <wp14:sizeRelV relativeFrom="margin">
-                <wp14:pctHeight>0</wp14:pctHeight>
-              </wp14:sizeRelV>
-            </wp:anchor>
-          </w:drawing>
-        </w:r>
-      </w:ins>
-      <w:del w:id="145" w:author="Jessie Li" w:date="2026-03-19T12:51:00Z" w16du:dateUtc="2026-03-19T19:51:00Z">
-        <w:r>
-          <w:rPr>
-            <w:noProof/>
-          </w:rPr>
-          <w:drawing>
-            <wp:anchor distT="0" distB="0" distL="114300" distR="114300" simplePos="0" relativeHeight="251660291" behindDoc="1" locked="0" layoutInCell="1" allowOverlap="1" wp14:anchorId="70F355F3" wp14:editId="5429CDF6">
-              <wp:simplePos x="0" y="0"/>
-              <wp:positionH relativeFrom="column">
-                <wp:posOffset>384828</wp:posOffset>
-              </wp:positionH>
-              <wp:positionV relativeFrom="paragraph">
-                <wp:posOffset>208636</wp:posOffset>
-              </wp:positionV>
-              <wp:extent cx="4055110" cy="2552700"/>
-              <wp:effectExtent l="0" t="0" r="2540" b="0"/>
-              <wp:wrapTight wrapText="bothSides">
-                <wp:wrapPolygon edited="0">
-                  <wp:start x="0" y="0"/>
-                  <wp:lineTo x="0" y="21439"/>
-                  <wp:lineTo x="21512" y="21439"/>
-                  <wp:lineTo x="21512" y="0"/>
-                  <wp:lineTo x="0" y="0"/>
-                </wp:wrapPolygon>
-              </wp:wrapTight>
-              <wp:docPr id="163320966" name="Picture 9"/>
-              <wp:cNvGraphicFramePr>
-                <a:graphicFrameLocks xmlns:a="http://schemas.openxmlformats.org/drawingml/2006/main" noChangeAspect="1"/>
-              </wp:cNvGraphicFramePr>
-              <a:graphic xmlns:a="http://schemas.openxmlformats.org/drawingml/2006/main">
-                <a:graphicData uri="http://schemas.openxmlformats.org/drawingml/2006/picture">
-                  <pic:pic xmlns:pic="http://schemas.openxmlformats.org/drawingml/2006/picture">
-                    <pic:nvPicPr>
-                      <pic:cNvPr id="0" name="Picture 13"/>
-                      <pic:cNvPicPr>
-                        <a:picLocks noChangeAspect="1" noChangeArrowheads="1"/>
-                      </pic:cNvPicPr>
-                    </pic:nvPicPr>
-                    <pic:blipFill>
-                      <a:blip r:embed="rId11" cstate="print">
-                        <a:extLst>
-                          <a:ext uri="{28A0092B-C50C-407E-A947-70E740481C1C}">
-                            <a14:useLocalDpi xmlns:a14="http://schemas.microsoft.com/office/drawing/2010/main" val="0"/>
-                          </a:ext>
-                        </a:extLst>
-                      </a:blip>
-                      <a:srcRect/>
-                      <a:stretch>
-                        <a:fillRect/>
-                      </a:stretch>
-                    </pic:blipFill>
-                    <pic:spPr bwMode="auto">
-                      <a:xfrm>
-                        <a:off x="0" y="0"/>
-                        <a:ext cx="4055110" cy="2552700"/>
-                      </a:xfrm>
-                      <a:prstGeom prst="rect">
-                        <a:avLst/>
-                      </a:prstGeom>
-                      <a:noFill/>
-                      <a:ln>
-                        <a:noFill/>
-                      </a:ln>
-                    </pic:spPr>
-                  </pic:pic>
-                </a:graphicData>
-              </a:graphic>
-              <wp14:sizeRelH relativeFrom="margin">
-                <wp14:pctWidth>0</wp14:pctWidth>
-              </wp14:sizeRelH>
-              <wp14:sizeRelV relativeFrom="margin">
-                <wp14:pctHeight>0</wp14:pctHeight>
-              </wp14:sizeRelV>
-            </wp:anchor>
-          </w:drawing>
-        </w:r>
-      </w:del>
-    </w:p>
-    <w:p>
-      <w:pPr>
-        <w:pStyle w:val="BodyText"/>
-      </w:pPr>
-    </w:p>
-    <w:p>
-      <w:pPr>
-        <w:pStyle w:val="BodyText"/>
-      </w:pPr>
-    </w:p>
-    <w:p>
-      <w:pPr>
-        <w:pStyle w:val="BodyText"/>
-      </w:pPr>
-    </w:p>
-    <w:p>
-      <w:pPr>
-        <w:pStyle w:val="BodyText"/>
-      </w:pPr>
-    </w:p>
-    <w:p>
-      <w:pPr>
-        <w:pStyle w:val="BodyText"/>
-      </w:pPr>
-    </w:p>
-    <w:p>
-      <w:pPr>
-        <w:pStyle w:val="BodyText"/>
-      </w:pPr>
-    </w:p>
-    <w:p>
-      <w:pPr>
-        <w:pStyle w:val="BodyText"/>
-      </w:pPr>
-    </w:p>
-    <w:p>
-      <w:pPr>
-        <w:pStyle w:val="BodyText"/>
-      </w:pPr>
-      <w:ins w:id="146" w:author="Jessie Li" w:date="2026-03-19T12:52:00Z" w16du:dateUtc="2026-03-19T19:52:00Z">
-        <w:r>
-          <w:t>Power of Attorney 2</w:t>
-        </w:r>
-      </w:ins>
-    </w:p>
-    <w:p>
-      <w:pPr>
-        <w:pStyle w:val="BodyText"/>
-      </w:pPr>
-      <w:ins w:id="147" w:author="Jessie Li" w:date="2026-03-19T12:52:00Z" w16du:dateUtc="2026-03-19T19:52:00Z">
-        <w:r>
-          <w:rPr>
-            <w:noProof/>
-          </w:rPr>
-          <w:drawing>
-            <wp:anchor distT="0" distB="0" distL="114300" distR="114300" simplePos="0" relativeHeight="251666435" behindDoc="0" locked="0" layoutInCell="1" allowOverlap="1" wp14:anchorId="18A36E23" wp14:editId="36E06456">
-              <wp:simplePos x="0" y="0"/>
-              <wp:positionH relativeFrom="column">
-                <wp:posOffset>457200</wp:posOffset>
-              </wp:positionH>
-              <wp:positionV relativeFrom="paragraph">
-                <wp:posOffset>28575</wp:posOffset>
-              </wp:positionV>
-              <wp:extent cx="3528060" cy="2238375"/>
-              <wp:effectExtent l="0" t="0" r="0" b="9525"/>
-              <wp:wrapSquare wrapText="bothSides"/>
-              <wp:docPr id="667809314" name="Picture 1"/>
-              <wp:cNvGraphicFramePr>
-                <a:graphicFrameLocks xmlns:a="http://schemas.openxmlformats.org/drawingml/2006/main" noChangeAspect="1"/>
-              </wp:cNvGraphicFramePr>
-              <a:graphic xmlns:a="http://schemas.openxmlformats.org/drawingml/2006/main">
-                <a:graphicData uri="http://schemas.openxmlformats.org/drawingml/2006/picture">
-                  <pic:pic xmlns:pic="http://schemas.openxmlformats.org/drawingml/2006/picture">
-                    <pic:nvPicPr>
-                      <pic:cNvPr id="667809314" name=""/>
-                      <pic:cNvPicPr/>
-                    </pic:nvPicPr>
-                    <pic:blipFill>
-                      <a:blip r:embed="rId12">
-                        <a:extLst>
-                          <a:ext uri="{28A0092B-C50C-407E-A947-70E740481C1C}">
-                            <a14:useLocalDpi xmlns:a14="http://schemas.microsoft.com/office/drawing/2010/main" val="0"/>
-                          </a:ext>
-                        </a:extLst>
-                      </a:blip>
-                      <a:stretch>
-                        <a:fillRect/>
-                      </a:stretch>
-                    </pic:blipFill>
-                    <pic:spPr>
-                      <a:xfrm>
-                        <a:off x="0" y="0"/>
-                        <a:ext cx="3528060" cy="2238375"/>
-                      </a:xfrm>
-                      <a:prstGeom prst="rect">
-                        <a:avLst/>
-                      </a:prstGeom>
-                    </pic:spPr>
-                  </pic:pic>
-                </a:graphicData>
-              </a:graphic>
-              <wp14:sizeRelH relativeFrom="margin">
-                <wp14:pctWidth>0</wp14:pctWidth>
-              </wp14:sizeRelH>
-              <wp14:sizeRelV relativeFrom="margin">
-                <wp14:pctHeight>0</wp14:pctHeight>
-              </wp14:sizeRelV>
-            </wp:anchor>
-          </w:drawing>
-        </w:r>
-      </w:ins>
-      <w:del w:id="148" w:author="Jessie Li" w:date="2026-03-19T12:52:00Z" w16du:dateUtc="2026-03-19T19:52:00Z">
-        <w:r>
-          <w:rPr>
-            <w:noProof/>
-          </w:rPr>
-          <w:drawing>
-            <wp:anchor distT="0" distB="0" distL="114300" distR="114300" simplePos="0" relativeHeight="251661315" behindDoc="1" locked="0" layoutInCell="1" allowOverlap="1" wp14:anchorId="1C9943FC" wp14:editId="36E1FE91">
-              <wp:simplePos x="0" y="0"/>
-              <wp:positionH relativeFrom="column">
-                <wp:posOffset>415907</wp:posOffset>
-              </wp:positionH>
-              <wp:positionV relativeFrom="paragraph">
-                <wp:posOffset>135087</wp:posOffset>
-              </wp:positionV>
-              <wp:extent cx="4040505" cy="2568575"/>
-              <wp:effectExtent l="0" t="0" r="0" b="3175"/>
-              <wp:wrapTight wrapText="bothSides">
-                <wp:wrapPolygon edited="0">
-                  <wp:start x="0" y="0"/>
-                  <wp:lineTo x="0" y="21467"/>
-                  <wp:lineTo x="21488" y="21467"/>
-                  <wp:lineTo x="21488" y="0"/>
-                  <wp:lineTo x="0" y="0"/>
-                </wp:wrapPolygon>
-              </wp:wrapTight>
-              <wp:docPr id="1841450037" name="Picture 11"/>
-              <wp:cNvGraphicFramePr>
-                <a:graphicFrameLocks xmlns:a="http://schemas.openxmlformats.org/drawingml/2006/main" noChangeAspect="1"/>
-              </wp:cNvGraphicFramePr>
-              <a:graphic xmlns:a="http://schemas.openxmlformats.org/drawingml/2006/main">
-                <a:graphicData uri="http://schemas.openxmlformats.org/drawingml/2006/picture">
-                  <pic:pic xmlns:pic="http://schemas.openxmlformats.org/drawingml/2006/picture">
-                    <pic:nvPicPr>
-                      <pic:cNvPr id="0" name="Picture 20"/>
-                      <pic:cNvPicPr>
-                        <a:picLocks noChangeAspect="1" noChangeArrowheads="1"/>
-                      </pic:cNvPicPr>
-                    </pic:nvPicPr>
-                    <pic:blipFill>
-                      <a:blip r:embed="rId13" cstate="print">
-                        <a:extLst>
-                          <a:ext uri="{28A0092B-C50C-407E-A947-70E740481C1C}">
-                            <a14:useLocalDpi xmlns:a14="http://schemas.microsoft.com/office/drawing/2010/main" val="0"/>
-                          </a:ext>
-                        </a:extLst>
-                      </a:blip>
-                      <a:srcRect/>
-                      <a:stretch>
-                        <a:fillRect/>
-                      </a:stretch>
-                    </pic:blipFill>
-                    <pic:spPr bwMode="auto">
-                      <a:xfrm>
-                        <a:off x="0" y="0"/>
-                        <a:ext cx="4040505" cy="2568575"/>
-                      </a:xfrm>
-                      <a:prstGeom prst="rect">
-                        <a:avLst/>
-                      </a:prstGeom>
-                      <a:noFill/>
-                      <a:ln>
-                        <a:noFill/>
-                      </a:ln>
-                    </pic:spPr>
-                  </pic:pic>
-                </a:graphicData>
-              </a:graphic>
-              <wp14:sizeRelH relativeFrom="margin">
-                <wp14:pctWidth>0</wp14:pctWidth>
-              </wp14:sizeRelH>
-              <wp14:sizeRelV relativeFrom="margin">
-                <wp14:pctHeight>0</wp14:pctHeight>
-              </wp14:sizeRelV>
-            </wp:anchor>
-          </w:drawing>
-        </w:r>
-      </w:del>
-    </w:p>
-    <w:p>
-      <w:pPr>
-        <w:pStyle w:val="BodyText"/>
-      </w:pPr>
-    </w:p>
-    <w:p>
-      <w:pPr>
-        <w:pStyle w:val="BodyText"/>
-      </w:pPr>
-    </w:p>
-    <w:p>
-      <w:pPr>
-        <w:pStyle w:val="BodyText"/>
-      </w:pPr>
-    </w:p>
-    <w:p>
-      <w:pPr>
-        <w:pStyle w:val="BodyText"/>
-      </w:pPr>
-    </w:p>
-    <w:p>
-      <w:pPr>
-        <w:pStyle w:val="BodyText"/>
-      </w:pPr>
-    </w:p>
-    <w:p>
-      <w:pPr>
-        <w:pStyle w:val="BodyText"/>
-      </w:pPr>
-    </w:p>
-    <w:p>
-      <w:pPr>
-        <w:pStyle w:val="BodyText"/>
-        <w:rPr>
-          <w:del w:id="149" w:author="Jessie Li" w:date="2026-03-19T12:53:00Z" w16du:dateUtc="2026-03-19T19:53:00Z"/>
-        </w:rPr>
+        <w:rPr/>
+      </w:pPr>
+    </w:p>
+    <w:p>
+      <w:pPr>
+        <w:pStyle w:val="BodyText"/>
+      </w:pPr>
+      <w:r>
+        <w:t>Power of Attorney 1</w:t>
+      </w:r>
+    </w:p>
+    <w:p>
+      <w:pPr>
+        <w:pStyle w:val="BodyText"/>
+      </w:pPr>
+      <w:r>
+        <w:rPr>
+          <w:noProof/>
+        </w:rPr>
+        <w:drawing>
+          <wp:anchor distT="0" distB="0" distL="114300" distR="114300" simplePos="0" relativeHeight="251665411" behindDoc="0" locked="0" layoutInCell="1" allowOverlap="1" wp14:anchorId="464A0ADB" wp14:editId="1883B431">
+            <wp:simplePos x="0" y="0"/>
+            <wp:positionH relativeFrom="column">
+              <wp:posOffset>457200</wp:posOffset>
+            </wp:positionH>
+            <wp:positionV relativeFrom="paragraph">
+              <wp:posOffset>9525</wp:posOffset>
+            </wp:positionV>
+            <wp:extent cx="3440430" cy="2143125"/>
+            <wp:effectExtent l="0" t="0" r="7620" b="9525"/>
+            <wp:wrapSquare wrapText="bothSides"/>
+            <wp:docPr id="2019200646" name="Picture 1"/>
+            <wp:cNvGraphicFramePr>
+              <a:graphicFrameLocks xmlns:a="http://schemas.openxmlformats.org/drawingml/2006/main" noChangeAspect="1"/>
+            </wp:cNvGraphicFramePr>
+            <a:graphic xmlns:a="http://schemas.openxmlformats.org/drawingml/2006/main">
+              <a:graphicData uri="http://schemas.openxmlformats.org/drawingml/2006/picture">
+                <pic:pic xmlns:pic="http://schemas.openxmlformats.org/drawingml/2006/picture">
+                  <pic:nvPicPr>
+                    <pic:cNvPr id="2019200646" name=""/>
+                    <pic:cNvPicPr/>
+                  </pic:nvPicPr>
+                  <pic:blipFill>
+                    <a:blip r:embed="rId10">
+                      <a:extLst>
+                        <a:ext uri="{28A0092B-C50C-407E-A947-70E740481C1C}">
+                          <a14:useLocalDpi xmlns:a14="http://schemas.microsoft.com/office/drawing/2010/main" val="0"/>
+                        </a:ext>
+                      </a:extLst>
+                    </a:blip>
+                    <a:stretch>
+                      <a:fillRect/>
+                    </a:stretch>
+                  </pic:blipFill>
+                  <pic:spPr>
+                    <a:xfrm>
+                      <a:off x="0" y="0"/>
+                      <a:ext cx="3440430" cy="2143125"/>
+                    </a:xfrm>
+                    <a:prstGeom prst="rect">
+                      <a:avLst/>
+                    </a:prstGeom>
+                  </pic:spPr>
+                </pic:pic>
+              </a:graphicData>
+            </a:graphic>
+            <wp14:sizeRelH relativeFrom="margin">
+              <wp14:pctWidth>0</wp14:pctWidth>
+            </wp14:sizeRelH>
+            <wp14:sizeRelV relativeFrom="margin">
+              <wp14:pctHeight>0</wp14:pctHeight>
+            </wp14:sizeRelV>
+          </wp:anchor>
+        </w:drawing>
+      </w:r>
+    </w:p>
+    <w:p>
+      <w:pPr>
+        <w:pStyle w:val="BodyText"/>
+      </w:pPr>
+    </w:p>
+    <w:p>
+      <w:pPr>
+        <w:pStyle w:val="BodyText"/>
+      </w:pPr>
+    </w:p>
+    <w:p>
+      <w:pPr>
+        <w:pStyle w:val="BodyText"/>
+      </w:pPr>
+    </w:p>
+    <w:p>
+      <w:pPr>
+        <w:pStyle w:val="BodyText"/>
+      </w:pPr>
+    </w:p>
+    <w:p>
+      <w:pPr>
+        <w:pStyle w:val="BodyText"/>
+      </w:pPr>
+    </w:p>
+    <w:p>
+      <w:pPr>
+        <w:pStyle w:val="BodyText"/>
+      </w:pPr>
+    </w:p>
+    <w:p>
+      <w:pPr>
+        <w:pStyle w:val="BodyText"/>
+      </w:pPr>
+    </w:p>
+    <w:p>
+      <w:pPr>
+        <w:pStyle w:val="BodyText"/>
+      </w:pPr>
+      <w:r>
+        <w:t>Power of Attorney 2</w:t>
+      </w:r>
+    </w:p>
+    <w:p>
+      <w:pPr>
+        <w:pStyle w:val="BodyText"/>
+      </w:pPr>
+      <w:r>
+        <w:rPr>
+          <w:noProof/>
+        </w:rPr>
+        <w:drawing>
+          <wp:anchor distT="0" distB="0" distL="114300" distR="114300" simplePos="0" relativeHeight="251666435" behindDoc="0" locked="0" layoutInCell="1" allowOverlap="1" wp14:anchorId="18A36E23" wp14:editId="36E06456">
+            <wp:simplePos x="0" y="0"/>
+            <wp:positionH relativeFrom="column">
+              <wp:posOffset>457200</wp:posOffset>
+            </wp:positionH>
+            <wp:positionV relativeFrom="paragraph">
+              <wp:posOffset>28575</wp:posOffset>
+            </wp:positionV>
+            <wp:extent cx="3528060" cy="2238375"/>
+            <wp:effectExtent l="0" t="0" r="0" b="9525"/>
+            <wp:wrapSquare wrapText="bothSides"/>
+            <wp:docPr id="667809314" name="Picture 1"/>
+            <wp:cNvGraphicFramePr>
+              <a:graphicFrameLocks xmlns:a="http://schemas.openxmlformats.org/drawingml/2006/main" noChangeAspect="1"/>
+            </wp:cNvGraphicFramePr>
+            <a:graphic xmlns:a="http://schemas.openxmlformats.org/drawingml/2006/main">
+              <a:graphicData uri="http://schemas.openxmlformats.org/drawingml/2006/picture">
+                <pic:pic xmlns:pic="http://schemas.openxmlformats.org/drawingml/2006/picture">
+                  <pic:nvPicPr>
+                    <pic:cNvPr id="667809314" name=""/>
+                    <pic:cNvPicPr/>
+                  </pic:nvPicPr>
+                  <pic:blipFill>
+                    <a:blip r:embed="rId12">
+                      <a:extLst>
+                        <a:ext uri="{28A0092B-C50C-407E-A947-70E740481C1C}">
+                          <a14:useLocalDpi xmlns:a14="http://schemas.microsoft.com/office/drawing/2010/main" val="0"/>
+                        </a:ext>
+                      </a:extLst>
+                    </a:blip>
+                    <a:stretch>
+                      <a:fillRect/>
+                    </a:stretch>
+                  </pic:blipFill>
+                  <pic:spPr>
+                    <a:xfrm>
+                      <a:off x="0" y="0"/>
+                      <a:ext cx="3528060" cy="2238375"/>
+                    </a:xfrm>
+                    <a:prstGeom prst="rect">
+                      <a:avLst/>
+                    </a:prstGeom>
+                  </pic:spPr>
+                </pic:pic>
+              </a:graphicData>
+            </a:graphic>
+            <wp14:sizeRelH relativeFrom="margin">
+              <wp14:pctWidth>0</wp14:pctWidth>
+            </wp14:sizeRelH>
+            <wp14:sizeRelV relativeFrom="margin">
+              <wp14:pctHeight>0</wp14:pctHeight>
+            </wp14:sizeRelV>
+          </wp:anchor>
+        </w:drawing>
+      </w:r>
+    </w:p>
+    <w:p>
+      <w:pPr>
+        <w:pStyle w:val="BodyText"/>
+      </w:pPr>
+    </w:p>
+    <w:p>
+      <w:pPr>
+        <w:pStyle w:val="BodyText"/>
+      </w:pPr>
+    </w:p>
+    <w:p>
+      <w:pPr>
+        <w:pStyle w:val="BodyText"/>
+      </w:pPr>
+    </w:p>
+    <w:p>
+      <w:pPr>
+        <w:pStyle w:val="BodyText"/>
+      </w:pPr>
+    </w:p>
+    <w:p>
+      <w:pPr>
+        <w:pStyle w:val="BodyText"/>
+      </w:pPr>
+    </w:p>
+    <w:p>
+      <w:pPr>
+        <w:pStyle w:val="BodyText"/>
+      </w:pPr>
+    </w:p>
+    <w:p>
+      <w:pPr>
+        <w:pStyle w:val="BodyText"/>
+        <w:rPr/>
       </w:pPr>
     </w:p>
     <w:p>
       <w:pPr>
         <w:pStyle w:val="BodyText"/>
         <w:ind w:firstLine="0"/>
-        <w:pPrChange w:id="150" w:author="Jessie Li" w:date="2026-03-19T12:53:00Z" w16du:dateUtc="2026-03-19T19:53:00Z">
-          <w:pPr>
-            <w:pStyle w:val="BodyText"/>
-          </w:pPr>
-        </w:pPrChange>
       </w:pPr>
     </w:p>
     <w:p>
@@ -2116,154 +1867,81 @@
       <w:r>
         <w:t>Power of Attorney</w:t>
       </w:r>
-      <w:ins w:id="151" w:author="Jessie Li" w:date="2026-03-19T12:53:00Z" w16du:dateUtc="2026-03-19T19:53:00Z">
-        <w:r>
-          <w:t xml:space="preserve"> 3</w:t>
-        </w:r>
-      </w:ins>
+      <w:r>
+        <w:t xml:space="preserve"> 3</w:t>
+      </w:r>
     </w:p>
     <w:p>
       <w:pPr>
         <w:pStyle w:val="BodyText"/>
         <w:ind w:firstLine="0"/>
       </w:pPr>
-      <w:del w:id="152" w:author="Jessie Li" w:date="2026-03-19T12:54:00Z" w16du:dateUtc="2026-03-19T19:54:00Z">
-        <w:r>
-          <w:rPr>
-            <w:noProof/>
-          </w:rPr>
-          <w:drawing>
-            <wp:anchor distT="0" distB="0" distL="114300" distR="114300" simplePos="0" relativeHeight="251662339" behindDoc="0" locked="0" layoutInCell="1" allowOverlap="1" wp14:anchorId="105CC259" wp14:editId="12C050CA">
-              <wp:simplePos x="0" y="0"/>
-              <wp:positionH relativeFrom="column">
-                <wp:posOffset>480882</wp:posOffset>
-              </wp:positionH>
-              <wp:positionV relativeFrom="paragraph">
-                <wp:posOffset>169138</wp:posOffset>
-              </wp:positionV>
-              <wp:extent cx="4743450" cy="2975610"/>
-              <wp:effectExtent l="0" t="0" r="0" b="0"/>
-              <wp:wrapSquare wrapText="bothSides"/>
-              <wp:docPr id="1517359478" name="Picture 13"/>
-              <wp:cNvGraphicFramePr>
-                <a:graphicFrameLocks xmlns:a="http://schemas.openxmlformats.org/drawingml/2006/main" noChangeAspect="1"/>
-              </wp:cNvGraphicFramePr>
-              <a:graphic xmlns:a="http://schemas.openxmlformats.org/drawingml/2006/main">
-                <a:graphicData uri="http://schemas.openxmlformats.org/drawingml/2006/picture">
-                  <pic:pic xmlns:pic="http://schemas.openxmlformats.org/drawingml/2006/picture">
-                    <pic:nvPicPr>
-                      <pic:cNvPr id="0" name="Picture 27"/>
-                      <pic:cNvPicPr>
-                        <a:picLocks noChangeAspect="1" noChangeArrowheads="1"/>
-                      </pic:cNvPicPr>
-                    </pic:nvPicPr>
-                    <pic:blipFill>
-                      <a:blip r:embed="rId14" cstate="print">
-                        <a:extLst>
-                          <a:ext uri="{28A0092B-C50C-407E-A947-70E740481C1C}">
-                            <a14:useLocalDpi xmlns:a14="http://schemas.microsoft.com/office/drawing/2010/main" val="0"/>
-                          </a:ext>
-                        </a:extLst>
-                      </a:blip>
-                      <a:srcRect/>
-                      <a:stretch>
-                        <a:fillRect/>
-                      </a:stretch>
-                    </pic:blipFill>
-                    <pic:spPr bwMode="auto">
-                      <a:xfrm>
-                        <a:off x="0" y="0"/>
-                        <a:ext cx="4743450" cy="2975610"/>
-                      </a:xfrm>
-                      <a:prstGeom prst="rect">
-                        <a:avLst/>
-                      </a:prstGeom>
-                      <a:noFill/>
-                      <a:ln>
-                        <a:noFill/>
-                      </a:ln>
-                    </pic:spPr>
-                  </pic:pic>
-                </a:graphicData>
-              </a:graphic>
-              <wp14:sizeRelH relativeFrom="margin">
-                <wp14:pctWidth>0</wp14:pctWidth>
-              </wp14:sizeRelH>
-              <wp14:sizeRelV relativeFrom="margin">
-                <wp14:pctHeight>0</wp14:pctHeight>
-              </wp14:sizeRelV>
-            </wp:anchor>
-          </w:drawing>
-        </w:r>
-      </w:del>
-    </w:p>
-    <w:p>
-      <w:pPr>
-        <w:pStyle w:val="BodyText"/>
-      </w:pPr>
-      <w:ins w:id="153" w:author="Jessie Li" w:date="2026-03-19T12:54:00Z" w16du:dateUtc="2026-03-19T19:54:00Z">
-        <w:r>
-          <w:rPr>
-            <w:noProof/>
-          </w:rPr>
-          <w:lastRenderedPageBreak/>
-          <w:drawing>
-            <wp:anchor distT="0" distB="0" distL="114300" distR="114300" simplePos="0" relativeHeight="251667459" behindDoc="0" locked="0" layoutInCell="1" allowOverlap="1" wp14:anchorId="67AEDC36" wp14:editId="3D8F66C1">
-              <wp:simplePos x="0" y="0"/>
-              <wp:positionH relativeFrom="page">
-                <wp:posOffset>942975</wp:posOffset>
-              </wp:positionH>
-              <wp:positionV relativeFrom="paragraph">
-                <wp:posOffset>0</wp:posOffset>
-              </wp:positionV>
-              <wp:extent cx="4048125" cy="2700020"/>
-              <wp:effectExtent l="0" t="0" r="9525" b="5080"/>
-              <wp:wrapSquare wrapText="bothSides"/>
-              <wp:docPr id="1278807109" name="Picture 1"/>
-              <wp:cNvGraphicFramePr>
-                <a:graphicFrameLocks xmlns:a="http://schemas.openxmlformats.org/drawingml/2006/main" noChangeAspect="1"/>
-              </wp:cNvGraphicFramePr>
-              <a:graphic xmlns:a="http://schemas.openxmlformats.org/drawingml/2006/main">
-                <a:graphicData uri="http://schemas.openxmlformats.org/drawingml/2006/picture">
-                  <pic:pic xmlns:pic="http://schemas.openxmlformats.org/drawingml/2006/picture">
-                    <pic:nvPicPr>
-                      <pic:cNvPr id="1278807109" name=""/>
-                      <pic:cNvPicPr/>
-                    </pic:nvPicPr>
-                    <pic:blipFill>
-                      <a:blip r:embed="rId15">
-                        <a:extLst>
-                          <a:ext uri="{28A0092B-C50C-407E-A947-70E740481C1C}">
-                            <a14:useLocalDpi xmlns:a14="http://schemas.microsoft.com/office/drawing/2010/main" val="0"/>
-                          </a:ext>
-                        </a:extLst>
-                      </a:blip>
-                      <a:stretch>
-                        <a:fillRect/>
-                      </a:stretch>
-                    </pic:blipFill>
-                    <pic:spPr>
-                      <a:xfrm>
-                        <a:off x="0" y="0"/>
-                        <a:ext cx="4048125" cy="2700020"/>
-                      </a:xfrm>
-                      <a:prstGeom prst="rect">
-                        <a:avLst/>
-                      </a:prstGeom>
-                    </pic:spPr>
-                  </pic:pic>
-                </a:graphicData>
-              </a:graphic>
-              <wp14:sizeRelH relativeFrom="margin">
-                <wp14:pctWidth>0</wp14:pctWidth>
-              </wp14:sizeRelH>
-              <wp14:sizeRelV relativeFrom="margin">
-                <wp14:pctHeight>0</wp14:pctHeight>
-              </wp14:sizeRelV>
-            </wp:anchor>
-          </w:drawing>
-        </w:r>
-      </w:ins>
+    </w:p>
+    <w:p>
+      <w:pPr>
+        <w:pStyle w:val="BodyText"/>
+      </w:pPr>
+      <w:r>
+        <w:rPr>
+          <w:noProof/>
+        </w:rPr>
+        <w:lastRenderedPageBreak/>
+        <w:drawing>
+          <wp:anchor distT="0" distB="0" distL="114300" distR="114300" simplePos="0" relativeHeight="251667459" behindDoc="0" locked="0" layoutInCell="1" allowOverlap="1" wp14:anchorId="67AEDC36" wp14:editId="3D8F66C1">
+            <wp:simplePos x="0" y="0"/>
+            <wp:positionH relativeFrom="page">
+              <wp:posOffset>942975</wp:posOffset>
+            </wp:positionH>
+            <wp:positionV relativeFrom="paragraph">
+              <wp:posOffset>0</wp:posOffset>
+            </wp:positionV>
+            <wp:extent cx="4048125" cy="2700020"/>
+            <wp:effectExtent l="0" t="0" r="9525" b="5080"/>
+            <wp:wrapSquare wrapText="bothSides"/>
+            <wp:docPr id="1278807109" name="Picture 1"/>
+            <wp:cNvGraphicFramePr>
+              <a:graphicFrameLocks xmlns:a="http://schemas.openxmlformats.org/drawingml/2006/main" noChangeAspect="1"/>
+            </wp:cNvGraphicFramePr>
+            <a:graphic xmlns:a="http://schemas.openxmlformats.org/drawingml/2006/main">
+              <a:graphicData uri="http://schemas.openxmlformats.org/drawingml/2006/picture">
+                <pic:pic xmlns:pic="http://schemas.openxmlformats.org/drawingml/2006/picture">
+                  <pic:nvPicPr>
+                    <pic:cNvPr id="1278807109" name=""/>
+                    <pic:cNvPicPr/>
+                  </pic:nvPicPr>
+                  <pic:blipFill>
+                    <a:blip r:embed="rId15">
+                      <a:extLst>
+                        <a:ext uri="{28A0092B-C50C-407E-A947-70E740481C1C}">
+                          <a14:useLocalDpi xmlns:a14="http://schemas.microsoft.com/office/drawing/2010/main" val="0"/>
+                        </a:ext>
+                      </a:extLst>
+                    </a:blip>
+                    <a:stretch>
+                      <a:fillRect/>
+                    </a:stretch>
+                  </pic:blipFill>
+                  <pic:spPr>
+                    <a:xfrm>
+                      <a:off x="0" y="0"/>
+                      <a:ext cx="4048125" cy="2700020"/>
+                    </a:xfrm>
+                    <a:prstGeom prst="rect">
+                      <a:avLst/>
+                    </a:prstGeom>
+                  </pic:spPr>
+                </pic:pic>
+              </a:graphicData>
+            </a:graphic>
+            <wp14:sizeRelH relativeFrom="margin">
+              <wp14:pctWidth>0</wp14:pctWidth>
+            </wp14:sizeRelH>
+            <wp14:sizeRelV relativeFrom="margin">
+              <wp14:pctHeight>0</wp14:pctHeight>
+            </wp14:sizeRelV>
+          </wp:anchor>
+        </w:drawing>
+      </w:r>
     </w:p>
     <w:p>
       <w:pPr>
@@ -2332,143 +2010,72 @@
         <w:pStyle w:val="BodyText"/>
         <w:ind w:firstLine="0"/>
       </w:pPr>
-      <w:ins w:id="154" w:author="Jessie Li" w:date="2026-03-19T12:54:00Z" w16du:dateUtc="2026-03-19T19:54:00Z">
-        <w:r>
-          <w:rPr>
-            <w:noProof/>
-          </w:rPr>
-          <w:drawing>
-            <wp:anchor distT="0" distB="0" distL="114300" distR="114300" simplePos="0" relativeHeight="251668483" behindDoc="0" locked="0" layoutInCell="1" allowOverlap="1" wp14:anchorId="411F2E5F" wp14:editId="6962B035">
-              <wp:simplePos x="0" y="0"/>
-              <wp:positionH relativeFrom="column">
-                <wp:posOffset>28575</wp:posOffset>
-              </wp:positionH>
-              <wp:positionV relativeFrom="paragraph">
-                <wp:posOffset>76200</wp:posOffset>
-              </wp:positionV>
-              <wp:extent cx="4197985" cy="2990850"/>
-              <wp:effectExtent l="0" t="0" r="0" b="0"/>
-              <wp:wrapSquare wrapText="bothSides"/>
-              <wp:docPr id="1125255346" name="Picture 1"/>
-              <wp:cNvGraphicFramePr>
-                <a:graphicFrameLocks xmlns:a="http://schemas.openxmlformats.org/drawingml/2006/main" noChangeAspect="1"/>
-              </wp:cNvGraphicFramePr>
-              <a:graphic xmlns:a="http://schemas.openxmlformats.org/drawingml/2006/main">
-                <a:graphicData uri="http://schemas.openxmlformats.org/drawingml/2006/picture">
-                  <pic:pic xmlns:pic="http://schemas.openxmlformats.org/drawingml/2006/picture">
-                    <pic:nvPicPr>
-                      <pic:cNvPr id="1125255346" name=""/>
-                      <pic:cNvPicPr/>
-                    </pic:nvPicPr>
-                    <pic:blipFill>
-                      <a:blip r:embed="rId16">
-                        <a:extLst>
-                          <a:ext uri="{28A0092B-C50C-407E-A947-70E740481C1C}">
-                            <a14:useLocalDpi xmlns:a14="http://schemas.microsoft.com/office/drawing/2010/main" val="0"/>
-                          </a:ext>
-                        </a:extLst>
-                      </a:blip>
-                      <a:stretch>
-                        <a:fillRect/>
-                      </a:stretch>
-                    </pic:blipFill>
-                    <pic:spPr>
-                      <a:xfrm>
-                        <a:off x="0" y="0"/>
-                        <a:ext cx="4197985" cy="2990850"/>
-                      </a:xfrm>
-                      <a:prstGeom prst="rect">
-                        <a:avLst/>
-                      </a:prstGeom>
-                    </pic:spPr>
-                  </pic:pic>
-                </a:graphicData>
-              </a:graphic>
-              <wp14:sizeRelH relativeFrom="margin">
-                <wp14:pctWidth>0</wp14:pctWidth>
-              </wp14:sizeRelH>
-              <wp14:sizeRelV relativeFrom="margin">
-                <wp14:pctHeight>0</wp14:pctHeight>
-              </wp14:sizeRelV>
-            </wp:anchor>
-          </w:drawing>
-        </w:r>
-      </w:ins>
+      <w:r>
+        <w:rPr>
+          <w:noProof/>
+        </w:rPr>
+        <w:drawing>
+          <wp:anchor distT="0" distB="0" distL="114300" distR="114300" simplePos="0" relativeHeight="251668483" behindDoc="0" locked="0" layoutInCell="1" allowOverlap="1" wp14:anchorId="411F2E5F" wp14:editId="6962B035">
+            <wp:simplePos x="0" y="0"/>
+            <wp:positionH relativeFrom="column">
+              <wp:posOffset>28575</wp:posOffset>
+            </wp:positionH>
+            <wp:positionV relativeFrom="paragraph">
+              <wp:posOffset>76200</wp:posOffset>
+            </wp:positionV>
+            <wp:extent cx="4197985" cy="2990850"/>
+            <wp:effectExtent l="0" t="0" r="0" b="0"/>
+            <wp:wrapSquare wrapText="bothSides"/>
+            <wp:docPr id="1125255346" name="Picture 1"/>
+            <wp:cNvGraphicFramePr>
+              <a:graphicFrameLocks xmlns:a="http://schemas.openxmlformats.org/drawingml/2006/main" noChangeAspect="1"/>
+            </wp:cNvGraphicFramePr>
+            <a:graphic xmlns:a="http://schemas.openxmlformats.org/drawingml/2006/main">
+              <a:graphicData uri="http://schemas.openxmlformats.org/drawingml/2006/picture">
+                <pic:pic xmlns:pic="http://schemas.openxmlformats.org/drawingml/2006/picture">
+                  <pic:nvPicPr>
+                    <pic:cNvPr id="1125255346" name=""/>
+                    <pic:cNvPicPr/>
+                  </pic:nvPicPr>
+                  <pic:blipFill>
+                    <a:blip r:embed="rId16">
+                      <a:extLst>
+                        <a:ext uri="{28A0092B-C50C-407E-A947-70E740481C1C}">
+                          <a14:useLocalDpi xmlns:a14="http://schemas.microsoft.com/office/drawing/2010/main" val="0"/>
+                        </a:ext>
+                      </a:extLst>
+                    </a:blip>
+                    <a:stretch>
+                      <a:fillRect/>
+                    </a:stretch>
+                  </pic:blipFill>
+                  <pic:spPr>
+                    <a:xfrm>
+                      <a:off x="0" y="0"/>
+                      <a:ext cx="4197985" cy="2990850"/>
+                    </a:xfrm>
+                    <a:prstGeom prst="rect">
+                      <a:avLst/>
+                    </a:prstGeom>
+                  </pic:spPr>
+                </pic:pic>
+              </a:graphicData>
+            </a:graphic>
+            <wp14:sizeRelH relativeFrom="margin">
+              <wp14:pctWidth>0</wp14:pctWidth>
+            </wp14:sizeRelH>
+            <wp14:sizeRelV relativeFrom="margin">
+              <wp14:pctHeight>0</wp14:pctHeight>
+            </wp14:sizeRelV>
+          </wp:anchor>
+        </w:drawing>
+      </w:r>
     </w:p>
     <w:p>
       <w:pPr>
         <w:pStyle w:val="BodyText"/>
         <w:ind w:firstLine="0"/>
       </w:pPr>
-      <w:del w:id="155" w:author="Jessie Li" w:date="2026-03-19T12:54:00Z" w16du:dateUtc="2026-03-19T19:54:00Z">
-        <w:r>
-          <w:rPr>
-            <w:noProof/>
-          </w:rPr>
-          <w:drawing>
-            <wp:anchor distT="0" distB="0" distL="114300" distR="114300" simplePos="0" relativeHeight="251663363" behindDoc="0" locked="0" layoutInCell="1" allowOverlap="1" wp14:anchorId="07F47657" wp14:editId="607AF647">
-              <wp:simplePos x="0" y="0"/>
-              <wp:positionH relativeFrom="column">
-                <wp:posOffset>374687</wp:posOffset>
-              </wp:positionH>
-              <wp:positionV relativeFrom="paragraph">
-                <wp:posOffset>140698</wp:posOffset>
-              </wp:positionV>
-              <wp:extent cx="4899660" cy="2985770"/>
-              <wp:effectExtent l="0" t="0" r="0" b="5080"/>
-              <wp:wrapSquare wrapText="bothSides"/>
-              <wp:docPr id="1629603019" name="Picture 15"/>
-              <wp:cNvGraphicFramePr>
-                <a:graphicFrameLocks xmlns:a="http://schemas.openxmlformats.org/drawingml/2006/main" noChangeAspect="1"/>
-              </wp:cNvGraphicFramePr>
-              <a:graphic xmlns:a="http://schemas.openxmlformats.org/drawingml/2006/main">
-                <a:graphicData uri="http://schemas.openxmlformats.org/drawingml/2006/picture">
-                  <pic:pic xmlns:pic="http://schemas.openxmlformats.org/drawingml/2006/picture">
-                    <pic:nvPicPr>
-                      <pic:cNvPr id="0" name="Picture 34"/>
-                      <pic:cNvPicPr>
-                        <a:picLocks noChangeAspect="1" noChangeArrowheads="1"/>
-                      </pic:cNvPicPr>
-                    </pic:nvPicPr>
-                    <pic:blipFill>
-                      <a:blip r:embed="rId17" cstate="print">
-                        <a:extLst>
-                          <a:ext uri="{28A0092B-C50C-407E-A947-70E740481C1C}">
-                            <a14:useLocalDpi xmlns:a14="http://schemas.microsoft.com/office/drawing/2010/main" val="0"/>
-                          </a:ext>
-                        </a:extLst>
-                      </a:blip>
-                      <a:srcRect/>
-                      <a:stretch>
-                        <a:fillRect/>
-                      </a:stretch>
-                    </pic:blipFill>
-                    <pic:spPr bwMode="auto">
-                      <a:xfrm>
-                        <a:off x="0" y="0"/>
-                        <a:ext cx="4899660" cy="2985770"/>
-                      </a:xfrm>
-                      <a:prstGeom prst="rect">
-                        <a:avLst/>
-                      </a:prstGeom>
-                      <a:noFill/>
-                      <a:ln>
-                        <a:noFill/>
-                      </a:ln>
-                    </pic:spPr>
-                  </pic:pic>
-                </a:graphicData>
-              </a:graphic>
-              <wp14:sizeRelH relativeFrom="margin">
-                <wp14:pctWidth>0</wp14:pctWidth>
-              </wp14:sizeRelH>
-              <wp14:sizeRelV relativeFrom="margin">
-                <wp14:pctHeight>0</wp14:pctHeight>
-              </wp14:sizeRelV>
-            </wp:anchor>
-          </w:drawing>
-        </w:r>
-      </w:del>
     </w:p>
     <w:p>
       <w:pPr>
@@ -2516,20 +2123,13 @@
     <w:p>
       <w:pPr>
         <w:pStyle w:val="BodyText"/>
-        <w:rPr>
-          <w:del w:id="156" w:author="Jessie Li" w:date="2026-03-19T12:54:00Z" w16du:dateUtc="2026-03-19T19:54:00Z"/>
-        </w:rPr>
+        <w:rPr/>
       </w:pPr>
     </w:p>
     <w:p>
       <w:pPr>
         <w:pStyle w:val="BodyText"/>
         <w:ind w:firstLine="0"/>
-        <w:pPrChange w:id="157" w:author="Jessie Li" w:date="2026-03-19T12:54:00Z" w16du:dateUtc="2026-03-19T19:54:00Z">
-          <w:pPr>
-            <w:pStyle w:val="BodyText"/>
-          </w:pPr>
-        </w:pPrChange>
       </w:pPr>
     </w:p>
     <w:p>

--- a/poa_template_2ip_3agent.docx
+++ b/poa_template_2ip_3agent.docx
@@ -1601,45 +1601,6 @@
     <w:p>
       <w:pPr>
         <w:pStyle w:val="BodyText"/>
-        <w:ind w:firstLine="0"/>
-      </w:pPr>
-    </w:p>
-    <w:p>
-      <w:pPr>
-        <w:pStyle w:val="BodyText"/>
-      </w:pPr>
-    </w:p>
-    <w:p>
-      <w:pPr>
-        <w:pStyle w:val="BodyText"/>
-      </w:pPr>
-    </w:p>
-    <w:p>
-      <w:pPr>
-        <w:pStyle w:val="BodyText"/>
-      </w:pPr>
-    </w:p>
-    <w:p>
-      <w:pPr>
-        <w:pStyle w:val="BodyText"/>
-      </w:pPr>
-    </w:p>
-    <w:p>
-      <w:pPr>
-        <w:pStyle w:val="BodyText"/>
-        <w:rPr/>
-      </w:pPr>
-    </w:p>
-    <w:p>
-      <w:pPr>
-        <w:pStyle w:val="BodyText"/>
-        <w:ind w:firstLine="0"/>
-        <w:rPr/>
-      </w:pPr>
-    </w:p>
-    <w:p>
-      <w:pPr>
-        <w:pStyle w:val="BodyText"/>
       </w:pPr>
       <w:r>
         <w:t>Power of Attorney 1</w:t>
@@ -1714,41 +1675,6 @@
       <w:pPr>
         <w:pStyle w:val="BodyText"/>
       </w:pPr>
-    </w:p>
-    <w:p>
-      <w:pPr>
-        <w:pStyle w:val="BodyText"/>
-      </w:pPr>
-    </w:p>
-    <w:p>
-      <w:pPr>
-        <w:pStyle w:val="BodyText"/>
-      </w:pPr>
-    </w:p>
-    <w:p>
-      <w:pPr>
-        <w:pStyle w:val="BodyText"/>
-      </w:pPr>
-    </w:p>
-    <w:p>
-      <w:pPr>
-        <w:pStyle w:val="BodyText"/>
-      </w:pPr>
-    </w:p>
-    <w:p>
-      <w:pPr>
-        <w:pStyle w:val="BodyText"/>
-      </w:pPr>
-    </w:p>
-    <w:p>
-      <w:pPr>
-        <w:pStyle w:val="BodyText"/>
-      </w:pPr>
-    </w:p>
-    <w:p>
-      <w:pPr>
-        <w:pStyle w:val="BodyText"/>
-      </w:pPr>
       <w:r>
         <w:t>Power of Attorney 2</w:t>
       </w:r>
@@ -1817,48 +1743,6 @@
           </wp:anchor>
         </w:drawing>
       </w:r>
-    </w:p>
-    <w:p>
-      <w:pPr>
-        <w:pStyle w:val="BodyText"/>
-      </w:pPr>
-    </w:p>
-    <w:p>
-      <w:pPr>
-        <w:pStyle w:val="BodyText"/>
-      </w:pPr>
-    </w:p>
-    <w:p>
-      <w:pPr>
-        <w:pStyle w:val="BodyText"/>
-      </w:pPr>
-    </w:p>
-    <w:p>
-      <w:pPr>
-        <w:pStyle w:val="BodyText"/>
-      </w:pPr>
-    </w:p>
-    <w:p>
-      <w:pPr>
-        <w:pStyle w:val="BodyText"/>
-      </w:pPr>
-    </w:p>
-    <w:p>
-      <w:pPr>
-        <w:pStyle w:val="BodyText"/>
-      </w:pPr>
-    </w:p>
-    <w:p>
-      <w:pPr>
-        <w:pStyle w:val="BodyText"/>
-        <w:rPr/>
-      </w:pPr>
-    </w:p>
-    <w:p>
-      <w:pPr>
-        <w:pStyle w:val="BodyText"/>
-        <w:ind w:firstLine="0"/>
-      </w:pPr>
     </w:p>
     <w:p>
       <w:pPr>
@@ -1946,59 +1830,6 @@
     <w:p>
       <w:pPr>
         <w:pStyle w:val="BodyText"/>
-      </w:pPr>
-    </w:p>
-    <w:p>
-      <w:pPr>
-        <w:pStyle w:val="BodyText"/>
-        <w:ind w:left="720"/>
-      </w:pPr>
-    </w:p>
-    <w:p>
-      <w:pPr>
-        <w:pStyle w:val="BodyText"/>
-        <w:ind w:left="720"/>
-      </w:pPr>
-    </w:p>
-    <w:p>
-      <w:pPr>
-        <w:pStyle w:val="BodyText"/>
-        <w:ind w:left="720"/>
-      </w:pPr>
-    </w:p>
-    <w:p>
-      <w:pPr>
-        <w:pStyle w:val="BodyText"/>
-        <w:ind w:left="720"/>
-      </w:pPr>
-    </w:p>
-    <w:p>
-      <w:pPr>
-        <w:pStyle w:val="BodyText"/>
-        <w:ind w:left="720"/>
-      </w:pPr>
-    </w:p>
-    <w:p>
-      <w:pPr>
-        <w:pStyle w:val="BodyText"/>
-        <w:ind w:left="720"/>
-      </w:pPr>
-    </w:p>
-    <w:p>
-      <w:pPr>
-        <w:pStyle w:val="BodyText"/>
-        <w:ind w:left="720"/>
-      </w:pPr>
-    </w:p>
-    <w:p>
-      <w:pPr>
-        <w:pStyle w:val="BodyText"/>
-        <w:ind w:left="720"/>
-      </w:pPr>
-    </w:p>
-    <w:p>
-      <w:pPr>
-        <w:pStyle w:val="BodyText"/>
         <w:ind w:left="720"/>
       </w:pPr>
       <w:r>
@@ -2070,67 +1901,6 @@
           </wp:anchor>
         </w:drawing>
       </w:r>
-    </w:p>
-    <w:p>
-      <w:pPr>
-        <w:pStyle w:val="BodyText"/>
-        <w:ind w:firstLine="0"/>
-      </w:pPr>
-    </w:p>
-    <w:p>
-      <w:pPr>
-        <w:pStyle w:val="BodyText"/>
-        <w:ind w:firstLine="0"/>
-      </w:pPr>
-    </w:p>
-    <w:p>
-      <w:pPr>
-        <w:pStyle w:val="BodyText"/>
-        <w:ind w:firstLine="0"/>
-      </w:pPr>
-    </w:p>
-    <w:p>
-      <w:pPr>
-        <w:pStyle w:val="BodyText"/>
-      </w:pPr>
-    </w:p>
-    <w:p>
-      <w:pPr>
-        <w:pStyle w:val="BodyText"/>
-        <w:ind w:firstLine="0"/>
-      </w:pPr>
-    </w:p>
-    <w:p>
-      <w:pPr>
-        <w:pStyle w:val="BodyText"/>
-      </w:pPr>
-    </w:p>
-    <w:p>
-      <w:pPr>
-        <w:pStyle w:val="BodyText"/>
-      </w:pPr>
-    </w:p>
-    <w:p>
-      <w:pPr>
-        <w:pStyle w:val="BodyText"/>
-      </w:pPr>
-    </w:p>
-    <w:p>
-      <w:pPr>
-        <w:pStyle w:val="BodyText"/>
-      </w:pPr>
-    </w:p>
-    <w:p>
-      <w:pPr>
-        <w:pStyle w:val="BodyText"/>
-        <w:rPr/>
-      </w:pPr>
-    </w:p>
-    <w:p>
-      <w:pPr>
-        <w:pStyle w:val="BodyText"/>
-        <w:ind w:firstLine="0"/>
-      </w:pPr>
     </w:p>
     <w:p>
       <w:pPr>

--- a/poa_template_2ip_3agent.docx
+++ b/poa_template_2ip_3agent.docx
@@ -983,17 +983,9 @@
         <mc:AlternateContent>
           <mc:Choice Requires="wps">
             <w:drawing>
-              <wp:anchor distT="45720" distB="45720" distL="114300" distR="114300" simplePos="0" relativeHeight="251658240" behindDoc="0" locked="0" layoutInCell="1" allowOverlap="1" wp14:anchorId="2394900A" wp14:editId="2C11EA7C">
-                <wp:simplePos x="0" y="0"/>
-                <wp:positionH relativeFrom="margin">
-                  <wp:align>center</wp:align>
-                </wp:positionH>
-                <wp:positionV relativeFrom="paragraph">
-                  <wp:posOffset>311150</wp:posOffset>
-                </wp:positionV>
+              <wp:inline distT="0" distB="0" distL="114300" distR="114300">
                 <wp:extent cx="5699760" cy="769620"/>
                 <wp:effectExtent l="0" t="0" r="15240" b="23495"/>
-                <wp:wrapSquare wrapText="bothSides"/>
                 <wp:docPr id="711675931" name="Text Box 5"/>
                 <wp:cNvGraphicFramePr>
                   <a:graphicFrameLocks xmlns:a="http://schemas.openxmlformats.org/drawingml/2006/main" noChangeAspect="1"/>
@@ -1049,13 +1041,7 @@
                     </wps:wsp>
                   </a:graphicData>
                 </a:graphic>
-                <wp14:sizeRelH relativeFrom="margin">
-                  <wp14:pctWidth>0</wp14:pctWidth>
-                </wp14:sizeRelH>
-                <wp14:sizeRelV relativeFrom="margin">
-                  <wp14:pctHeight>20000</wp14:pctHeight>
-                </wp14:sizeRelV>
-              </wp:anchor>
+              </wp:inline>
             </w:drawing>
           </mc:Choice>
           <mc:Fallback>
@@ -1542,17 +1528,9 @@
         </w:rPr>
         <w:lastRenderedPageBreak/>
         <w:drawing>
-          <wp:anchor distT="0" distB="0" distL="114300" distR="114300" simplePos="0" relativeHeight="251664387" behindDoc="0" locked="0" layoutInCell="1" allowOverlap="1" wp14:anchorId="59F5045A" wp14:editId="71FFC1FC">
-            <wp:simplePos x="0" y="0"/>
-            <wp:positionH relativeFrom="column">
-              <wp:posOffset>457200</wp:posOffset>
-            </wp:positionH>
-            <wp:positionV relativeFrom="paragraph">
-              <wp:posOffset>0</wp:posOffset>
-            </wp:positionV>
+          <wp:inline distT="0" distB="0" distL="114300" distR="114300">
             <wp:extent cx="3181350" cy="1967230"/>
             <wp:effectExtent l="0" t="0" r="0" b="0"/>
-            <wp:wrapSquare wrapText="bothSides"/>
             <wp:docPr id="1747968723" name="Picture 1"/>
             <wp:cNvGraphicFramePr>
               <a:graphicFrameLocks xmlns:a="http://schemas.openxmlformats.org/drawingml/2006/main" noChangeAspect="1"/>
@@ -1588,13 +1566,7 @@
                 </pic:pic>
               </a:graphicData>
             </a:graphic>
-            <wp14:sizeRelH relativeFrom="margin">
-              <wp14:pctWidth>0</wp14:pctWidth>
-            </wp14:sizeRelH>
-            <wp14:sizeRelV relativeFrom="margin">
-              <wp14:pctHeight>0</wp14:pctHeight>
-            </wp14:sizeRelV>
-          </wp:anchor>
+          </wp:inline>
         </w:drawing>
       </w:r>
     </w:p>
@@ -1615,17 +1587,9 @@
           <w:noProof/>
         </w:rPr>
         <w:drawing>
-          <wp:anchor distT="0" distB="0" distL="114300" distR="114300" simplePos="0" relativeHeight="251665411" behindDoc="0" locked="0" layoutInCell="1" allowOverlap="1" wp14:anchorId="464A0ADB" wp14:editId="1883B431">
-            <wp:simplePos x="0" y="0"/>
-            <wp:positionH relativeFrom="column">
-              <wp:posOffset>457200</wp:posOffset>
-            </wp:positionH>
-            <wp:positionV relativeFrom="paragraph">
-              <wp:posOffset>9525</wp:posOffset>
-            </wp:positionV>
+          <wp:inline distT="0" distB="0" distL="114300" distR="114300">
             <wp:extent cx="3440430" cy="2143125"/>
             <wp:effectExtent l="0" t="0" r="7620" b="9525"/>
-            <wp:wrapSquare wrapText="bothSides"/>
             <wp:docPr id="2019200646" name="Picture 1"/>
             <wp:cNvGraphicFramePr>
               <a:graphicFrameLocks xmlns:a="http://schemas.openxmlformats.org/drawingml/2006/main" noChangeAspect="1"/>
@@ -1661,13 +1625,7 @@
                 </pic:pic>
               </a:graphicData>
             </a:graphic>
-            <wp14:sizeRelH relativeFrom="margin">
-              <wp14:pctWidth>0</wp14:pctWidth>
-            </wp14:sizeRelH>
-            <wp14:sizeRelV relativeFrom="margin">
-              <wp14:pctHeight>0</wp14:pctHeight>
-            </wp14:sizeRelV>
-          </wp:anchor>
+          </wp:inline>
         </w:drawing>
       </w:r>
     </w:p>
@@ -1688,17 +1646,9 @@
           <w:noProof/>
         </w:rPr>
         <w:drawing>
-          <wp:anchor distT="0" distB="0" distL="114300" distR="114300" simplePos="0" relativeHeight="251666435" behindDoc="0" locked="0" layoutInCell="1" allowOverlap="1" wp14:anchorId="18A36E23" wp14:editId="36E06456">
-            <wp:simplePos x="0" y="0"/>
-            <wp:positionH relativeFrom="column">
-              <wp:posOffset>457200</wp:posOffset>
-            </wp:positionH>
-            <wp:positionV relativeFrom="paragraph">
-              <wp:posOffset>28575</wp:posOffset>
-            </wp:positionV>
+          <wp:inline distT="0" distB="0" distL="114300" distR="114300">
             <wp:extent cx="3528060" cy="2238375"/>
             <wp:effectExtent l="0" t="0" r="0" b="9525"/>
-            <wp:wrapSquare wrapText="bothSides"/>
             <wp:docPr id="667809314" name="Picture 1"/>
             <wp:cNvGraphicFramePr>
               <a:graphicFrameLocks xmlns:a="http://schemas.openxmlformats.org/drawingml/2006/main" noChangeAspect="1"/>
@@ -1734,13 +1684,7 @@
                 </pic:pic>
               </a:graphicData>
             </a:graphic>
-            <wp14:sizeRelH relativeFrom="margin">
-              <wp14:pctWidth>0</wp14:pctWidth>
-            </wp14:sizeRelH>
-            <wp14:sizeRelV relativeFrom="margin">
-              <wp14:pctHeight>0</wp14:pctHeight>
-            </wp14:sizeRelV>
-          </wp:anchor>
+          </wp:inline>
         </w:drawing>
       </w:r>
     </w:p>
@@ -1771,17 +1715,9 @@
         </w:rPr>
         <w:lastRenderedPageBreak/>
         <w:drawing>
-          <wp:anchor distT="0" distB="0" distL="114300" distR="114300" simplePos="0" relativeHeight="251667459" behindDoc="0" locked="0" layoutInCell="1" allowOverlap="1" wp14:anchorId="67AEDC36" wp14:editId="3D8F66C1">
-            <wp:simplePos x="0" y="0"/>
-            <wp:positionH relativeFrom="page">
-              <wp:posOffset>942975</wp:posOffset>
-            </wp:positionH>
-            <wp:positionV relativeFrom="paragraph">
-              <wp:posOffset>0</wp:posOffset>
-            </wp:positionV>
+          <wp:inline distT="0" distB="0" distL="114300" distR="114300">
             <wp:extent cx="4048125" cy="2700020"/>
             <wp:effectExtent l="0" t="0" r="9525" b="5080"/>
-            <wp:wrapSquare wrapText="bothSides"/>
             <wp:docPr id="1278807109" name="Picture 1"/>
             <wp:cNvGraphicFramePr>
               <a:graphicFrameLocks xmlns:a="http://schemas.openxmlformats.org/drawingml/2006/main" noChangeAspect="1"/>
@@ -1817,13 +1753,7 @@
                 </pic:pic>
               </a:graphicData>
             </a:graphic>
-            <wp14:sizeRelH relativeFrom="margin">
-              <wp14:pctWidth>0</wp14:pctWidth>
-            </wp14:sizeRelH>
-            <wp14:sizeRelV relativeFrom="margin">
-              <wp14:pctHeight>0</wp14:pctHeight>
-            </wp14:sizeRelV>
-          </wp:anchor>
+          </wp:inline>
         </w:drawing>
       </w:r>
     </w:p>
@@ -1846,17 +1776,9 @@
           <w:noProof/>
         </w:rPr>
         <w:drawing>
-          <wp:anchor distT="0" distB="0" distL="114300" distR="114300" simplePos="0" relativeHeight="251668483" behindDoc="0" locked="0" layoutInCell="1" allowOverlap="1" wp14:anchorId="411F2E5F" wp14:editId="6962B035">
-            <wp:simplePos x="0" y="0"/>
-            <wp:positionH relativeFrom="column">
-              <wp:posOffset>28575</wp:posOffset>
-            </wp:positionH>
-            <wp:positionV relativeFrom="paragraph">
-              <wp:posOffset>76200</wp:posOffset>
-            </wp:positionV>
+          <wp:inline distT="0" distB="0" distL="114300" distR="114300">
             <wp:extent cx="4197985" cy="2990850"/>
             <wp:effectExtent l="0" t="0" r="0" b="0"/>
-            <wp:wrapSquare wrapText="bothSides"/>
             <wp:docPr id="1125255346" name="Picture 1"/>
             <wp:cNvGraphicFramePr>
               <a:graphicFrameLocks xmlns:a="http://schemas.openxmlformats.org/drawingml/2006/main" noChangeAspect="1"/>
@@ -1892,13 +1814,7 @@
                 </pic:pic>
               </a:graphicData>
             </a:graphic>
-            <wp14:sizeRelH relativeFrom="margin">
-              <wp14:pctWidth>0</wp14:pctWidth>
-            </wp14:sizeRelH>
-            <wp14:sizeRelV relativeFrom="margin">
-              <wp14:pctHeight>0</wp14:pctHeight>
-            </wp14:sizeRelV>
-          </wp:anchor>
+          </wp:inline>
         </w:drawing>
       </w:r>
     </w:p>

--- a/poa_template_2ip_3agent.docx
+++ b/poa_template_2ip_3agent.docx
@@ -1511,12 +1511,9 @@
         <w:pStyle w:val="BodyText"/>
         <w:ind w:left="3600"/>
       </w:pPr>
-    </w:p>
-    <w:p>
-      <w:pPr>
-        <w:pStyle w:val="BodyText"/>
-        <w:ind w:firstLine="0"/>
-      </w:pPr>
+      <w:r>
+        <w:br w:type="page"/>
+      </w:r>
     </w:p>
     <w:p>
       <w:pPr>
@@ -1579,6 +1576,11 @@
       </w:r>
     </w:p>
     <w:p>
+      <w:r>
+        <w:br w:type="page"/>
+      </w:r>
+    </w:p>
+    <w:p>
       <w:pPr>
         <w:pStyle w:val="BodyText"/>
       </w:pPr>
@@ -1638,6 +1640,11 @@
       </w:r>
     </w:p>
     <w:p>
+      <w:r>
+        <w:br w:type="page"/>
+      </w:r>
+    </w:p>
+    <w:p>
       <w:pPr>
         <w:pStyle w:val="BodyText"/>
       </w:pPr>
@@ -1704,6 +1711,9 @@
         <w:pStyle w:val="BodyText"/>
         <w:ind w:firstLine="0"/>
       </w:pPr>
+      <w:r>
+        <w:br w:type="page"/>
+      </w:r>
     </w:p>
     <w:p>
       <w:pPr>
@@ -1764,6 +1774,11 @@
       </w:pPr>
       <w:r>
         <w:t>Intended Mother</w:t>
+      </w:r>
+    </w:p>
+    <w:p>
+      <w:r>
+        <w:br w:type="page"/>
       </w:r>
     </w:p>
     <w:p>

--- a/poa_template_2ip_3agent.docx
+++ b/poa_template_2ip_3agent.docx
@@ -983,9 +983,17 @@
         <mc:AlternateContent>
           <mc:Choice Requires="wps">
             <w:drawing>
-              <wp:inline distT="0" distB="0" distL="114300" distR="114300">
+              <wp:anchor distT="45720" distB="45720" distL="114300" distR="114300" simplePos="0" relativeHeight="251658240" behindDoc="0" locked="0" layoutInCell="1" allowOverlap="1" wp14:anchorId="2394900A" wp14:editId="2C11EA7C">
+                <wp:simplePos x="0" y="0"/>
+                <wp:positionH relativeFrom="margin">
+                  <wp:align>center</wp:align>
+                </wp:positionH>
+                <wp:positionV relativeFrom="paragraph">
+                  <wp:posOffset>311150</wp:posOffset>
+                </wp:positionV>
                 <wp:extent cx="5699760" cy="769620"/>
                 <wp:effectExtent l="0" t="0" r="15240" b="23495"/>
+                <wp:wrapSquare wrapText="bothSides"/>
                 <wp:docPr id="711675931" name="Text Box 5"/>
                 <wp:cNvGraphicFramePr>
                   <a:graphicFrameLocks xmlns:a="http://schemas.openxmlformats.org/drawingml/2006/main" noChangeAspect="1"/>
@@ -1041,7 +1049,13 @@
                     </wps:wsp>
                   </a:graphicData>
                 </a:graphic>
-              </wp:inline>
+                <wp14:sizeRelH relativeFrom="margin">
+                  <wp14:pctWidth>0</wp14:pctWidth>
+                </wp14:sizeRelH>
+                <wp14:sizeRelV relativeFrom="margin">
+                  <wp14:pctHeight>20000</wp14:pctHeight>
+                </wp14:sizeRelV>
+              </wp:anchor>
             </w:drawing>
           </mc:Choice>
           <mc:Fallback>

--- a/poa_template_2ip_3agent.docx
+++ b/poa_template_2ip_3agent.docx
@@ -827,6 +827,41 @@
         </w:rPr>
         <w:tab/>
       </w:r>
+      <w:r>
+        <w:rPr>
+          <w:szCs w:val="24"/>
+          <w:u w:val="single"/>
+        </w:rPr>
+        <w:tab/>
+      </w:r>
+      <w:r>
+        <w:rPr>
+          <w:szCs w:val="24"/>
+          <w:u w:val="single"/>
+        </w:rPr>
+        <w:tab/>
+      </w:r>
+      <w:r>
+        <w:rPr>
+          <w:szCs w:val="24"/>
+          <w:u w:val="single"/>
+        </w:rPr>
+        <w:tab/>
+      </w:r>
+      <w:r>
+        <w:rPr>
+          <w:szCs w:val="24"/>
+          <w:u w:val="single"/>
+        </w:rPr>
+        <w:tab/>
+      </w:r>
+      <w:r>
+        <w:rPr>
+          <w:szCs w:val="24"/>
+          <w:u w:val="single"/>
+        </w:rPr>
+        <w:tab/>
+      </w:r>
     </w:p>
     <w:p>
       <w:pPr>
@@ -1525,9 +1560,12 @@
         <w:pStyle w:val="BodyText"/>
         <w:ind w:left="3600"/>
       </w:pPr>
-      <w:r>
-        <w:br w:type="page"/>
-      </w:r>
+    </w:p>
+    <w:p>
+      <w:pPr>
+        <w:pStyle w:val="BodyText"/>
+        <w:ind w:firstLine="0"/>
+      </w:pPr>
     </w:p>
     <w:p>
       <w:pPr>
@@ -1539,9 +1577,17 @@
         </w:rPr>
         <w:lastRenderedPageBreak/>
         <w:drawing>
-          <wp:inline distT="0" distB="0" distL="114300" distR="114300">
+          <wp:anchor distT="0" distB="0" distL="114300" distR="114300" simplePos="0" relativeHeight="251664387" behindDoc="0" locked="0" layoutInCell="1" allowOverlap="1" wp14:anchorId="59F5045A" wp14:editId="71FFC1FC">
+            <wp:simplePos x="0" y="0"/>
+            <wp:positionH relativeFrom="column">
+              <wp:posOffset>457200</wp:posOffset>
+            </wp:positionH>
+            <wp:positionV relativeFrom="paragraph">
+              <wp:posOffset>0</wp:posOffset>
+            </wp:positionV>
             <wp:extent cx="3181350" cy="1967230"/>
             <wp:effectExtent l="0" t="0" r="0" b="0"/>
+            <wp:wrapSquare wrapText="bothSides"/>
             <wp:docPr id="1747968723" name="Picture 1"/>
             <wp:cNvGraphicFramePr>
               <a:graphicFrameLocks xmlns:a="http://schemas.openxmlformats.org/drawingml/2006/main" noChangeAspect="1"/>
@@ -1577,24 +1623,64 @@
                 </pic:pic>
               </a:graphicData>
             </a:graphic>
-          </wp:inline>
+            <wp14:sizeRelH relativeFrom="margin">
+              <wp14:pctWidth>0</wp14:pctWidth>
+            </wp14:sizeRelH>
+            <wp14:sizeRelV relativeFrom="margin">
+              <wp14:pctHeight>0</wp14:pctHeight>
+            </wp14:sizeRelV>
+          </wp:anchor>
         </w:drawing>
       </w:r>
     </w:p>
     <w:p>
       <w:pPr>
         <w:pStyle w:val="BodyText"/>
+        <w:ind w:firstLine="0"/>
+      </w:pPr>
+    </w:p>
+    <w:p>
+      <w:pPr>
+        <w:pStyle w:val="BodyText"/>
+      </w:pPr>
+    </w:p>
+    <w:p>
+      <w:pPr>
+        <w:pStyle w:val="BodyText"/>
+      </w:pPr>
+    </w:p>
+    <w:p>
+      <w:pPr>
+        <w:pStyle w:val="BodyText"/>
+      </w:pPr>
+    </w:p>
+    <w:p>
+      <w:pPr>
+        <w:pStyle w:val="BodyText"/>
+      </w:pPr>
+    </w:p>
+    <w:p>
+      <w:pPr>
+        <w:pStyle w:val="BodyText"/>
+        <w:rPr/>
+      </w:pPr>
+    </w:p>
+    <w:p>
+      <w:pPr>
+        <w:pStyle w:val="BodyText"/>
+        <w:ind w:firstLine="0"/>
+        <w:rPr/>
+      </w:pPr>
+    </w:p>
+    <w:p>
+      <w:pPr>
+        <w:pStyle w:val="BodyText"/>
       </w:pPr>
       <w:r>
         <w:t>Power of Attorney 1</w:t>
       </w:r>
     </w:p>
     <w:p>
-      <w:r>
-        <w:br w:type="page"/>
-      </w:r>
-    </w:p>
-    <w:p>
       <w:pPr>
         <w:pStyle w:val="BodyText"/>
       </w:pPr>
@@ -1603,9 +1689,17 @@
           <w:noProof/>
         </w:rPr>
         <w:drawing>
-          <wp:inline distT="0" distB="0" distL="114300" distR="114300">
+          <wp:anchor distT="0" distB="0" distL="114300" distR="114300" simplePos="0" relativeHeight="251665411" behindDoc="0" locked="0" layoutInCell="1" allowOverlap="1" wp14:anchorId="464A0ADB" wp14:editId="1883B431">
+            <wp:simplePos x="0" y="0"/>
+            <wp:positionH relativeFrom="column">
+              <wp:posOffset>457200</wp:posOffset>
+            </wp:positionH>
+            <wp:positionV relativeFrom="paragraph">
+              <wp:posOffset>9525</wp:posOffset>
+            </wp:positionV>
             <wp:extent cx="3440430" cy="2143125"/>
             <wp:effectExtent l="0" t="0" r="7620" b="9525"/>
+            <wp:wrapSquare wrapText="bothSides"/>
             <wp:docPr id="2019200646" name="Picture 1"/>
             <wp:cNvGraphicFramePr>
               <a:graphicFrameLocks xmlns:a="http://schemas.openxmlformats.org/drawingml/2006/main" noChangeAspect="1"/>
@@ -1641,7 +1735,13 @@
                 </pic:pic>
               </a:graphicData>
             </a:graphic>
-          </wp:inline>
+            <wp14:sizeRelH relativeFrom="margin">
+              <wp14:pctWidth>0</wp14:pctWidth>
+            </wp14:sizeRelH>
+            <wp14:sizeRelV relativeFrom="margin">
+              <wp14:pctHeight>0</wp14:pctHeight>
+            </wp14:sizeRelV>
+          </wp:anchor>
         </w:drawing>
       </w:r>
     </w:p>
@@ -1649,16 +1749,46 @@
       <w:pPr>
         <w:pStyle w:val="BodyText"/>
       </w:pPr>
+    </w:p>
+    <w:p>
+      <w:pPr>
+        <w:pStyle w:val="BodyText"/>
+      </w:pPr>
+    </w:p>
+    <w:p>
+      <w:pPr>
+        <w:pStyle w:val="BodyText"/>
+      </w:pPr>
+    </w:p>
+    <w:p>
+      <w:pPr>
+        <w:pStyle w:val="BodyText"/>
+      </w:pPr>
+    </w:p>
+    <w:p>
+      <w:pPr>
+        <w:pStyle w:val="BodyText"/>
+      </w:pPr>
+    </w:p>
+    <w:p>
+      <w:pPr>
+        <w:pStyle w:val="BodyText"/>
+      </w:pPr>
+    </w:p>
+    <w:p>
+      <w:pPr>
+        <w:pStyle w:val="BodyText"/>
+      </w:pPr>
+    </w:p>
+    <w:p>
+      <w:pPr>
+        <w:pStyle w:val="BodyText"/>
+      </w:pPr>
       <w:r>
         <w:t>Power of Attorney 2</w:t>
       </w:r>
     </w:p>
     <w:p>
-      <w:r>
-        <w:br w:type="page"/>
-      </w:r>
-    </w:p>
-    <w:p>
       <w:pPr>
         <w:pStyle w:val="BodyText"/>
       </w:pPr>
@@ -1667,9 +1797,17 @@
           <w:noProof/>
         </w:rPr>
         <w:drawing>
-          <wp:inline distT="0" distB="0" distL="114300" distR="114300">
+          <wp:anchor distT="0" distB="0" distL="114300" distR="114300" simplePos="0" relativeHeight="251666435" behindDoc="0" locked="0" layoutInCell="1" allowOverlap="1" wp14:anchorId="18A36E23" wp14:editId="36E06456">
+            <wp:simplePos x="0" y="0"/>
+            <wp:positionH relativeFrom="column">
+              <wp:posOffset>457200</wp:posOffset>
+            </wp:positionH>
+            <wp:positionV relativeFrom="paragraph">
+              <wp:posOffset>28575</wp:posOffset>
+            </wp:positionV>
             <wp:extent cx="3528060" cy="2238375"/>
             <wp:effectExtent l="0" t="0" r="0" b="9525"/>
+            <wp:wrapSquare wrapText="bothSides"/>
             <wp:docPr id="667809314" name="Picture 1"/>
             <wp:cNvGraphicFramePr>
               <a:graphicFrameLocks xmlns:a="http://schemas.openxmlformats.org/drawingml/2006/main" noChangeAspect="1"/>
@@ -1705,7 +1843,13 @@
                 </pic:pic>
               </a:graphicData>
             </a:graphic>
-          </wp:inline>
+            <wp14:sizeRelH relativeFrom="margin">
+              <wp14:pctWidth>0</wp14:pctWidth>
+            </wp14:sizeRelH>
+            <wp14:sizeRelV relativeFrom="margin">
+              <wp14:pctHeight>0</wp14:pctHeight>
+            </wp14:sizeRelV>
+          </wp:anchor>
         </w:drawing>
       </w:r>
     </w:p>
@@ -1713,6 +1857,48 @@
       <w:pPr>
         <w:pStyle w:val="BodyText"/>
       </w:pPr>
+    </w:p>
+    <w:p>
+      <w:pPr>
+        <w:pStyle w:val="BodyText"/>
+      </w:pPr>
+    </w:p>
+    <w:p>
+      <w:pPr>
+        <w:pStyle w:val="BodyText"/>
+      </w:pPr>
+    </w:p>
+    <w:p>
+      <w:pPr>
+        <w:pStyle w:val="BodyText"/>
+      </w:pPr>
+    </w:p>
+    <w:p>
+      <w:pPr>
+        <w:pStyle w:val="BodyText"/>
+      </w:pPr>
+    </w:p>
+    <w:p>
+      <w:pPr>
+        <w:pStyle w:val="BodyText"/>
+      </w:pPr>
+    </w:p>
+    <w:p>
+      <w:pPr>
+        <w:pStyle w:val="BodyText"/>
+        <w:rPr/>
+      </w:pPr>
+    </w:p>
+    <w:p>
+      <w:pPr>
+        <w:pStyle w:val="BodyText"/>
+        <w:ind w:firstLine="0"/>
+      </w:pPr>
+    </w:p>
+    <w:p>
+      <w:pPr>
+        <w:pStyle w:val="BodyText"/>
+      </w:pPr>
       <w:r>
         <w:t>Power of Attorney</w:t>
       </w:r>
@@ -1725,9 +1911,6 @@
         <w:pStyle w:val="BodyText"/>
         <w:ind w:firstLine="0"/>
       </w:pPr>
-      <w:r>
-        <w:br w:type="page"/>
-      </w:r>
     </w:p>
     <w:p>
       <w:pPr>
@@ -1739,9 +1922,17 @@
         </w:rPr>
         <w:lastRenderedPageBreak/>
         <w:drawing>
-          <wp:inline distT="0" distB="0" distL="114300" distR="114300">
+          <wp:anchor distT="0" distB="0" distL="114300" distR="114300" simplePos="0" relativeHeight="251667459" behindDoc="0" locked="0" layoutInCell="1" allowOverlap="1" wp14:anchorId="67AEDC36" wp14:editId="3D8F66C1">
+            <wp:simplePos x="0" y="0"/>
+            <wp:positionH relativeFrom="page">
+              <wp:posOffset>942975</wp:posOffset>
+            </wp:positionH>
+            <wp:positionV relativeFrom="paragraph">
+              <wp:posOffset>0</wp:posOffset>
+            </wp:positionV>
             <wp:extent cx="4048125" cy="2700020"/>
             <wp:effectExtent l="0" t="0" r="9525" b="5080"/>
+            <wp:wrapSquare wrapText="bothSides"/>
             <wp:docPr id="1278807109" name="Picture 1"/>
             <wp:cNvGraphicFramePr>
               <a:graphicFrameLocks xmlns:a="http://schemas.openxmlformats.org/drawingml/2006/main" noChangeAspect="1"/>
@@ -1777,25 +1968,79 @@
                 </pic:pic>
               </a:graphicData>
             </a:graphic>
-          </wp:inline>
+            <wp14:sizeRelH relativeFrom="margin">
+              <wp14:pctWidth>0</wp14:pctWidth>
+            </wp14:sizeRelH>
+            <wp14:sizeRelV relativeFrom="margin">
+              <wp14:pctHeight>0</wp14:pctHeight>
+            </wp14:sizeRelV>
+          </wp:anchor>
         </w:drawing>
       </w:r>
     </w:p>
     <w:p>
       <w:pPr>
         <w:pStyle w:val="BodyText"/>
+      </w:pPr>
+    </w:p>
+    <w:p>
+      <w:pPr>
+        <w:pStyle w:val="BodyText"/>
         <w:ind w:left="720"/>
       </w:pPr>
+    </w:p>
+    <w:p>
+      <w:pPr>
+        <w:pStyle w:val="BodyText"/>
+        <w:ind w:left="720"/>
+      </w:pPr>
+    </w:p>
+    <w:p>
+      <w:pPr>
+        <w:pStyle w:val="BodyText"/>
+        <w:ind w:left="720"/>
+      </w:pPr>
+    </w:p>
+    <w:p>
+      <w:pPr>
+        <w:pStyle w:val="BodyText"/>
+        <w:ind w:left="720"/>
+      </w:pPr>
+    </w:p>
+    <w:p>
+      <w:pPr>
+        <w:pStyle w:val="BodyText"/>
+        <w:ind w:left="720"/>
+      </w:pPr>
+    </w:p>
+    <w:p>
+      <w:pPr>
+        <w:pStyle w:val="BodyText"/>
+        <w:ind w:left="720"/>
+      </w:pPr>
+    </w:p>
+    <w:p>
+      <w:pPr>
+        <w:pStyle w:val="BodyText"/>
+        <w:ind w:left="720"/>
+      </w:pPr>
+    </w:p>
+    <w:p>
+      <w:pPr>
+        <w:pStyle w:val="BodyText"/>
+        <w:ind w:left="720"/>
+      </w:pPr>
+    </w:p>
+    <w:p>
+      <w:pPr>
+        <w:pStyle w:val="BodyText"/>
+        <w:ind w:left="720"/>
+      </w:pPr>
       <w:r>
         <w:t>Intended Mother</w:t>
       </w:r>
     </w:p>
     <w:p>
-      <w:r>
-        <w:br w:type="page"/>
-      </w:r>
-    </w:p>
-    <w:p>
       <w:pPr>
         <w:pStyle w:val="BodyText"/>
         <w:ind w:firstLine="0"/>
@@ -1805,9 +2050,17 @@
           <w:noProof/>
         </w:rPr>
         <w:drawing>
-          <wp:inline distT="0" distB="0" distL="114300" distR="114300">
+          <wp:anchor distT="0" distB="0" distL="114300" distR="114300" simplePos="0" relativeHeight="251668483" behindDoc="0" locked="0" layoutInCell="1" allowOverlap="1" wp14:anchorId="411F2E5F" wp14:editId="6962B035">
+            <wp:simplePos x="0" y="0"/>
+            <wp:positionH relativeFrom="column">
+              <wp:posOffset>28575</wp:posOffset>
+            </wp:positionH>
+            <wp:positionV relativeFrom="paragraph">
+              <wp:posOffset>76200</wp:posOffset>
+            </wp:positionV>
             <wp:extent cx="4197985" cy="2990850"/>
             <wp:effectExtent l="0" t="0" r="0" b="0"/>
+            <wp:wrapSquare wrapText="bothSides"/>
             <wp:docPr id="1125255346" name="Picture 1"/>
             <wp:cNvGraphicFramePr>
               <a:graphicFrameLocks xmlns:a="http://schemas.openxmlformats.org/drawingml/2006/main" noChangeAspect="1"/>
@@ -1843,9 +2096,76 @@
                 </pic:pic>
               </a:graphicData>
             </a:graphic>
-          </wp:inline>
+            <wp14:sizeRelH relativeFrom="margin">
+              <wp14:pctWidth>0</wp14:pctWidth>
+            </wp14:sizeRelH>
+            <wp14:sizeRelV relativeFrom="margin">
+              <wp14:pctHeight>0</wp14:pctHeight>
+            </wp14:sizeRelV>
+          </wp:anchor>
         </w:drawing>
       </w:r>
+    </w:p>
+    <w:p>
+      <w:pPr>
+        <w:pStyle w:val="BodyText"/>
+        <w:ind w:firstLine="0"/>
+      </w:pPr>
+    </w:p>
+    <w:p>
+      <w:pPr>
+        <w:pStyle w:val="BodyText"/>
+        <w:ind w:firstLine="0"/>
+      </w:pPr>
+    </w:p>
+    <w:p>
+      <w:pPr>
+        <w:pStyle w:val="BodyText"/>
+        <w:ind w:firstLine="0"/>
+      </w:pPr>
+    </w:p>
+    <w:p>
+      <w:pPr>
+        <w:pStyle w:val="BodyText"/>
+      </w:pPr>
+    </w:p>
+    <w:p>
+      <w:pPr>
+        <w:pStyle w:val="BodyText"/>
+        <w:ind w:firstLine="0"/>
+      </w:pPr>
+    </w:p>
+    <w:p>
+      <w:pPr>
+        <w:pStyle w:val="BodyText"/>
+      </w:pPr>
+    </w:p>
+    <w:p>
+      <w:pPr>
+        <w:pStyle w:val="BodyText"/>
+      </w:pPr>
+    </w:p>
+    <w:p>
+      <w:pPr>
+        <w:pStyle w:val="BodyText"/>
+      </w:pPr>
+    </w:p>
+    <w:p>
+      <w:pPr>
+        <w:pStyle w:val="BodyText"/>
+      </w:pPr>
+    </w:p>
+    <w:p>
+      <w:pPr>
+        <w:pStyle w:val="BodyText"/>
+        <w:rPr/>
+      </w:pPr>
+    </w:p>
+    <w:p>
+      <w:pPr>
+        <w:pStyle w:val="BodyText"/>
+        <w:ind w:firstLine="0"/>
+      </w:pPr>
     </w:p>
     <w:p>
       <w:pPr>

--- a/poa_template_2ip_3agent.docx
+++ b/poa_template_2ip_3agent.docx
@@ -1570,6 +1570,8 @@
     <w:p>
       <w:pPr>
         <w:pStyle w:val="BodyText"/>
+        <w:jc w:val="center"/>
+        <w:pageBreakBefore/>
       </w:pPr>
       <w:r>
         <w:rPr>
@@ -1577,17 +1579,9 @@
         </w:rPr>
         <w:lastRenderedPageBreak/>
         <w:drawing>
-          <wp:anchor distT="0" distB="0" distL="114300" distR="114300" simplePos="0" relativeHeight="251664387" behindDoc="0" locked="0" layoutInCell="1" allowOverlap="1" wp14:anchorId="59F5045A" wp14:editId="71FFC1FC">
-            <wp:simplePos x="0" y="0"/>
-            <wp:positionH relativeFrom="column">
-              <wp:posOffset>457200</wp:posOffset>
-            </wp:positionH>
-            <wp:positionV relativeFrom="paragraph">
-              <wp:posOffset>0</wp:posOffset>
-            </wp:positionV>
+          <wp:inline distT="0" distB="0" distL="0" distR="0">
             <wp:extent cx="3181350" cy="1967230"/>
             <wp:effectExtent l="0" t="0" r="0" b="0"/>
-            <wp:wrapSquare wrapText="bothSides"/>
             <wp:docPr id="1747968723" name="Picture 1"/>
             <wp:cNvGraphicFramePr>
               <a:graphicFrameLocks xmlns:a="http://schemas.openxmlformats.org/drawingml/2006/main" noChangeAspect="1"/>
@@ -1623,83 +1617,32 @@
                 </pic:pic>
               </a:graphicData>
             </a:graphic>
-            <wp14:sizeRelH relativeFrom="margin">
-              <wp14:pctWidth>0</wp14:pctWidth>
-            </wp14:sizeRelH>
-            <wp14:sizeRelV relativeFrom="margin">
-              <wp14:pctHeight>0</wp14:pctHeight>
-            </wp14:sizeRelV>
-          </wp:anchor>
+          </wp:inline>
         </w:drawing>
       </w:r>
     </w:p>
     <w:p>
       <w:pPr>
         <w:pStyle w:val="BodyText"/>
-        <w:ind w:firstLine="0"/>
-      </w:pPr>
+      </w:pPr>
+      <w:r>
+        <w:t>Power of Attorney 1</w:t>
+      </w:r>
     </w:p>
     <w:p>
       <w:pPr>
         <w:pStyle w:val="BodyText"/>
-      </w:pPr>
-    </w:p>
-    <w:p>
-      <w:pPr>
-        <w:pStyle w:val="BodyText"/>
-      </w:pPr>
-    </w:p>
-    <w:p>
-      <w:pPr>
-        <w:pStyle w:val="BodyText"/>
-      </w:pPr>
-    </w:p>
-    <w:p>
-      <w:pPr>
-        <w:pStyle w:val="BodyText"/>
-      </w:pPr>
-    </w:p>
-    <w:p>
-      <w:pPr>
-        <w:pStyle w:val="BodyText"/>
-        <w:rPr/>
-      </w:pPr>
-    </w:p>
-    <w:p>
-      <w:pPr>
-        <w:pStyle w:val="BodyText"/>
-        <w:ind w:firstLine="0"/>
-        <w:rPr/>
-      </w:pPr>
-    </w:p>
-    <w:p>
-      <w:pPr>
-        <w:pStyle w:val="BodyText"/>
-      </w:pPr>
-      <w:r>
-        <w:t>Power of Attorney 1</w:t>
-      </w:r>
-    </w:p>
-    <w:p>
-      <w:pPr>
-        <w:pStyle w:val="BodyText"/>
+        <w:jc w:val="center"/>
+        <w:pageBreakBefore/>
       </w:pPr>
       <w:r>
         <w:rPr>
           <w:noProof/>
         </w:rPr>
         <w:drawing>
-          <wp:anchor distT="0" distB="0" distL="114300" distR="114300" simplePos="0" relativeHeight="251665411" behindDoc="0" locked="0" layoutInCell="1" allowOverlap="1" wp14:anchorId="464A0ADB" wp14:editId="1883B431">
-            <wp:simplePos x="0" y="0"/>
-            <wp:positionH relativeFrom="column">
-              <wp:posOffset>457200</wp:posOffset>
-            </wp:positionH>
-            <wp:positionV relativeFrom="paragraph">
-              <wp:posOffset>9525</wp:posOffset>
-            </wp:positionV>
+          <wp:inline distT="0" distB="0" distL="0" distR="0">
             <wp:extent cx="3440430" cy="2143125"/>
             <wp:effectExtent l="0" t="0" r="7620" b="9525"/>
-            <wp:wrapSquare wrapText="bothSides"/>
             <wp:docPr id="2019200646" name="Picture 1"/>
             <wp:cNvGraphicFramePr>
               <a:graphicFrameLocks xmlns:a="http://schemas.openxmlformats.org/drawingml/2006/main" noChangeAspect="1"/>
@@ -1735,13 +1678,7 @@
                 </pic:pic>
               </a:graphicData>
             </a:graphic>
-            <wp14:sizeRelH relativeFrom="margin">
-              <wp14:pctWidth>0</wp14:pctWidth>
-            </wp14:sizeRelH>
-            <wp14:sizeRelV relativeFrom="margin">
-              <wp14:pctHeight>0</wp14:pctHeight>
-            </wp14:sizeRelV>
-          </wp:anchor>
+          </wp:inline>
         </w:drawing>
       </w:r>
     </w:p>
@@ -1749,65 +1686,24 @@
       <w:pPr>
         <w:pStyle w:val="BodyText"/>
       </w:pPr>
+      <w:r>
+        <w:t>Power of Attorney 2</w:t>
+      </w:r>
     </w:p>
     <w:p>
       <w:pPr>
         <w:pStyle w:val="BodyText"/>
-      </w:pPr>
-    </w:p>
-    <w:p>
-      <w:pPr>
-        <w:pStyle w:val="BodyText"/>
-      </w:pPr>
-    </w:p>
-    <w:p>
-      <w:pPr>
-        <w:pStyle w:val="BodyText"/>
-      </w:pPr>
-    </w:p>
-    <w:p>
-      <w:pPr>
-        <w:pStyle w:val="BodyText"/>
-      </w:pPr>
-    </w:p>
-    <w:p>
-      <w:pPr>
-        <w:pStyle w:val="BodyText"/>
-      </w:pPr>
-    </w:p>
-    <w:p>
-      <w:pPr>
-        <w:pStyle w:val="BodyText"/>
-      </w:pPr>
-    </w:p>
-    <w:p>
-      <w:pPr>
-        <w:pStyle w:val="BodyText"/>
-      </w:pPr>
-      <w:r>
-        <w:t>Power of Attorney 2</w:t>
-      </w:r>
-    </w:p>
-    <w:p>
-      <w:pPr>
-        <w:pStyle w:val="BodyText"/>
+        <w:jc w:val="center"/>
+        <w:pageBreakBefore/>
       </w:pPr>
       <w:r>
         <w:rPr>
           <w:noProof/>
         </w:rPr>
         <w:drawing>
-          <wp:anchor distT="0" distB="0" distL="114300" distR="114300" simplePos="0" relativeHeight="251666435" behindDoc="0" locked="0" layoutInCell="1" allowOverlap="1" wp14:anchorId="18A36E23" wp14:editId="36E06456">
-            <wp:simplePos x="0" y="0"/>
-            <wp:positionH relativeFrom="column">
-              <wp:posOffset>457200</wp:posOffset>
-            </wp:positionH>
-            <wp:positionV relativeFrom="paragraph">
-              <wp:posOffset>28575</wp:posOffset>
-            </wp:positionV>
+          <wp:inline distT="0" distB="0" distL="0" distR="0">
             <wp:extent cx="3528060" cy="2238375"/>
             <wp:effectExtent l="0" t="0" r="0" b="9525"/>
-            <wp:wrapSquare wrapText="bothSides"/>
             <wp:docPr id="667809314" name="Picture 1"/>
             <wp:cNvGraphicFramePr>
               <a:graphicFrameLocks xmlns:a="http://schemas.openxmlformats.org/drawingml/2006/main" noChangeAspect="1"/>
@@ -1843,13 +1739,7 @@
                 </pic:pic>
               </a:graphicData>
             </a:graphic>
-            <wp14:sizeRelH relativeFrom="margin">
-              <wp14:pctWidth>0</wp14:pctWidth>
-            </wp14:sizeRelH>
-            <wp14:sizeRelV relativeFrom="margin">
-              <wp14:pctHeight>0</wp14:pctHeight>
-            </wp14:sizeRelV>
-          </wp:anchor>
+          </wp:inline>
         </w:drawing>
       </w:r>
     </w:p>
@@ -1857,37 +1747,12 @@
       <w:pPr>
         <w:pStyle w:val="BodyText"/>
       </w:pPr>
-    </w:p>
-    <w:p>
-      <w:pPr>
-        <w:pStyle w:val="BodyText"/>
-      </w:pPr>
-    </w:p>
-    <w:p>
-      <w:pPr>
-        <w:pStyle w:val="BodyText"/>
-      </w:pPr>
-    </w:p>
-    <w:p>
-      <w:pPr>
-        <w:pStyle w:val="BodyText"/>
-      </w:pPr>
-    </w:p>
-    <w:p>
-      <w:pPr>
-        <w:pStyle w:val="BodyText"/>
-      </w:pPr>
-    </w:p>
-    <w:p>
-      <w:pPr>
-        <w:pStyle w:val="BodyText"/>
-      </w:pPr>
-    </w:p>
-    <w:p>
-      <w:pPr>
-        <w:pStyle w:val="BodyText"/>
-        <w:rPr/>
-      </w:pPr>
+      <w:r>
+        <w:t>Power of Attorney</w:t>
+      </w:r>
+      <w:r>
+        <w:t xml:space="preserve"> 3</w:t>
+      </w:r>
     </w:p>
     <w:p>
       <w:pPr>
@@ -1898,23 +1763,8 @@
     <w:p>
       <w:pPr>
         <w:pStyle w:val="BodyText"/>
-      </w:pPr>
-      <w:r>
-        <w:t>Power of Attorney</w:t>
-      </w:r>
-      <w:r>
-        <w:t xml:space="preserve"> 3</w:t>
-      </w:r>
-    </w:p>
-    <w:p>
-      <w:pPr>
-        <w:pStyle w:val="BodyText"/>
-        <w:ind w:firstLine="0"/>
-      </w:pPr>
-    </w:p>
-    <w:p>
-      <w:pPr>
-        <w:pStyle w:val="BodyText"/>
+        <w:jc w:val="center"/>
+        <w:pageBreakBefore/>
       </w:pPr>
       <w:r>
         <w:rPr>
@@ -1922,17 +1772,9 @@
         </w:rPr>
         <w:lastRenderedPageBreak/>
         <w:drawing>
-          <wp:anchor distT="0" distB="0" distL="114300" distR="114300" simplePos="0" relativeHeight="251667459" behindDoc="0" locked="0" layoutInCell="1" allowOverlap="1" wp14:anchorId="67AEDC36" wp14:editId="3D8F66C1">
-            <wp:simplePos x="0" y="0"/>
-            <wp:positionH relativeFrom="page">
-              <wp:posOffset>942975</wp:posOffset>
-            </wp:positionH>
-            <wp:positionV relativeFrom="paragraph">
-              <wp:posOffset>0</wp:posOffset>
-            </wp:positionV>
-            <wp:extent cx="4048125" cy="2700020"/>
+          <wp:inline distT="0" distB="0" distL="0" distR="0">
+            <wp:extent cx="4115700" cy="5486400"/>
             <wp:effectExtent l="0" t="0" r="9525" b="5080"/>
-            <wp:wrapSquare wrapText="bothSides"/>
             <wp:docPr id="1278807109" name="Picture 1"/>
             <wp:cNvGraphicFramePr>
               <a:graphicFrameLocks xmlns:a="http://schemas.openxmlformats.org/drawingml/2006/main" noChangeAspect="1"/>
@@ -1947,7 +1789,7 @@
                   <pic:blipFill>
                     <a:blip r:embed="rId15">
                       <a:extLst>
-                        <a:ext uri="{28A0092B-C50C-407E-A947-70E740481C1C}">
+                        <a:ext uri="{28A0092B-C50C-407E-A947-70E740481C1C}" cx="4115700" cy="5486400">
                           <a14:useLocalDpi xmlns:a14="http://schemas.microsoft.com/office/drawing/2010/main" val="0"/>
                         </a:ext>
                       </a:extLst>
@@ -1959,7 +1801,7 @@
                   <pic:spPr>
                     <a:xfrm>
                       <a:off x="0" y="0"/>
-                      <a:ext cx="4048125" cy="2700020"/>
+                      <a:ext cx="4115700" cy="5486400"/>
                     </a:xfrm>
                     <a:prstGeom prst="rect">
                       <a:avLst/>
@@ -1968,74 +1810,15 @@
                 </pic:pic>
               </a:graphicData>
             </a:graphic>
-            <wp14:sizeRelH relativeFrom="margin">
-              <wp14:pctWidth>0</wp14:pctWidth>
-            </wp14:sizeRelH>
-            <wp14:sizeRelV relativeFrom="margin">
-              <wp14:pctHeight>0</wp14:pctHeight>
-            </wp14:sizeRelV>
-          </wp:anchor>
+          </wp:inline>
         </w:drawing>
       </w:r>
-    </w:p>
-    <w:p>
-      <w:pPr>
-        <w:pStyle w:val="BodyText"/>
-      </w:pPr>
     </w:p>
     <w:p>
       <w:pPr>
         <w:pStyle w:val="BodyText"/>
         <w:ind w:left="720"/>
       </w:pPr>
-    </w:p>
-    <w:p>
-      <w:pPr>
-        <w:pStyle w:val="BodyText"/>
-        <w:ind w:left="720"/>
-      </w:pPr>
-    </w:p>
-    <w:p>
-      <w:pPr>
-        <w:pStyle w:val="BodyText"/>
-        <w:ind w:left="720"/>
-      </w:pPr>
-    </w:p>
-    <w:p>
-      <w:pPr>
-        <w:pStyle w:val="BodyText"/>
-        <w:ind w:left="720"/>
-      </w:pPr>
-    </w:p>
-    <w:p>
-      <w:pPr>
-        <w:pStyle w:val="BodyText"/>
-        <w:ind w:left="720"/>
-      </w:pPr>
-    </w:p>
-    <w:p>
-      <w:pPr>
-        <w:pStyle w:val="BodyText"/>
-        <w:ind w:left="720"/>
-      </w:pPr>
-    </w:p>
-    <w:p>
-      <w:pPr>
-        <w:pStyle w:val="BodyText"/>
-        <w:ind w:left="720"/>
-      </w:pPr>
-    </w:p>
-    <w:p>
-      <w:pPr>
-        <w:pStyle w:val="BodyText"/>
-        <w:ind w:left="720"/>
-      </w:pPr>
-    </w:p>
-    <w:p>
-      <w:pPr>
-        <w:pStyle w:val="BodyText"/>
-        <w:ind w:left="720"/>
-      </w:pPr>
       <w:r>
         <w:t>Intended Mother</w:t>
       </w:r>
@@ -2044,23 +1827,17 @@
       <w:pPr>
         <w:pStyle w:val="BodyText"/>
         <w:ind w:firstLine="0"/>
+        <w:jc w:val="center"/>
+        <w:pageBreakBefore/>
       </w:pPr>
       <w:r>
         <w:rPr>
           <w:noProof/>
         </w:rPr>
         <w:drawing>
-          <wp:anchor distT="0" distB="0" distL="114300" distR="114300" simplePos="0" relativeHeight="251668483" behindDoc="0" locked="0" layoutInCell="1" allowOverlap="1" wp14:anchorId="411F2E5F" wp14:editId="6962B035">
-            <wp:simplePos x="0" y="0"/>
-            <wp:positionH relativeFrom="column">
-              <wp:posOffset>28575</wp:posOffset>
-            </wp:positionH>
-            <wp:positionV relativeFrom="paragraph">
-              <wp:posOffset>76200</wp:posOffset>
-            </wp:positionV>
-            <wp:extent cx="4197985" cy="2990850"/>
+          <wp:inline distT="0" distB="0" distL="0" distR="0">
+            <wp:extent cx="4115700" cy="5486400"/>
             <wp:effectExtent l="0" t="0" r="0" b="0"/>
-            <wp:wrapSquare wrapText="bothSides"/>
             <wp:docPr id="1125255346" name="Picture 1"/>
             <wp:cNvGraphicFramePr>
               <a:graphicFrameLocks xmlns:a="http://schemas.openxmlformats.org/drawingml/2006/main" noChangeAspect="1"/>
@@ -2075,7 +1852,7 @@
                   <pic:blipFill>
                     <a:blip r:embed="rId16">
                       <a:extLst>
-                        <a:ext uri="{28A0092B-C50C-407E-A947-70E740481C1C}">
+                        <a:ext uri="{28A0092B-C50C-407E-A947-70E740481C1C}" cx="4115700" cy="5486400">
                           <a14:useLocalDpi xmlns:a14="http://schemas.microsoft.com/office/drawing/2010/main" val="0"/>
                         </a:ext>
                       </a:extLst>
@@ -2087,7 +1864,7 @@
                   <pic:spPr>
                     <a:xfrm>
                       <a:off x="0" y="0"/>
-                      <a:ext cx="4197985" cy="2990850"/>
+                      <a:ext cx="4115700" cy="5486400"/>
                     </a:xfrm>
                     <a:prstGeom prst="rect">
                       <a:avLst/>
@@ -2096,76 +1873,9 @@
                 </pic:pic>
               </a:graphicData>
             </a:graphic>
-            <wp14:sizeRelH relativeFrom="margin">
-              <wp14:pctWidth>0</wp14:pctWidth>
-            </wp14:sizeRelH>
-            <wp14:sizeRelV relativeFrom="margin">
-              <wp14:pctHeight>0</wp14:pctHeight>
-            </wp14:sizeRelV>
-          </wp:anchor>
+          </wp:inline>
         </w:drawing>
       </w:r>
-    </w:p>
-    <w:p>
-      <w:pPr>
-        <w:pStyle w:val="BodyText"/>
-        <w:ind w:firstLine="0"/>
-      </w:pPr>
-    </w:p>
-    <w:p>
-      <w:pPr>
-        <w:pStyle w:val="BodyText"/>
-        <w:ind w:firstLine="0"/>
-      </w:pPr>
-    </w:p>
-    <w:p>
-      <w:pPr>
-        <w:pStyle w:val="BodyText"/>
-        <w:ind w:firstLine="0"/>
-      </w:pPr>
-    </w:p>
-    <w:p>
-      <w:pPr>
-        <w:pStyle w:val="BodyText"/>
-      </w:pPr>
-    </w:p>
-    <w:p>
-      <w:pPr>
-        <w:pStyle w:val="BodyText"/>
-        <w:ind w:firstLine="0"/>
-      </w:pPr>
-    </w:p>
-    <w:p>
-      <w:pPr>
-        <w:pStyle w:val="BodyText"/>
-      </w:pPr>
-    </w:p>
-    <w:p>
-      <w:pPr>
-        <w:pStyle w:val="BodyText"/>
-      </w:pPr>
-    </w:p>
-    <w:p>
-      <w:pPr>
-        <w:pStyle w:val="BodyText"/>
-      </w:pPr>
-    </w:p>
-    <w:p>
-      <w:pPr>
-        <w:pStyle w:val="BodyText"/>
-      </w:pPr>
-    </w:p>
-    <w:p>
-      <w:pPr>
-        <w:pStyle w:val="BodyText"/>
-        <w:rPr/>
-      </w:pPr>
-    </w:p>
-    <w:p>
-      <w:pPr>
-        <w:pStyle w:val="BodyText"/>
-        <w:ind w:firstLine="0"/>
-      </w:pPr>
     </w:p>
     <w:p>
       <w:pPr>
